--- a/applications/oyw/documents/oyw_word.docx
+++ b/applications/oyw/documents/oyw_word.docx
@@ -4,7 +4,7 @@
   <w:body>
     <w:p>
       <w:pPr>
-        <w:spacing w:after="80" w:before="0" w:line="288" w:lineRule="auto"/>
+        <w:spacing w:after="80"/>
         <w:jc w:val="center"/>
       </w:pPr>
       <w:r>
@@ -15,28 +15,12 @@
           <w:color w:val="0D6E6E"/>
           <w:sz w:val="24"/>
         </w:rPr>
-        <w:t>Brandtech Group AI for Good Scholarship 2026 (One Young World)</w:t>
+        <w:t>Brandtech Group AI for Good Scholarship 2026 — One Young World</w:t>
       </w:r>
     </w:p>
     <w:p>
       <w:pPr>
-        <w:spacing w:after="240" w:before="0" w:line="288" w:lineRule="auto"/>
-        <w:jc w:val="center"/>
-      </w:pPr>
-      <w:r>
-        <w:rPr>
-          <w:rFonts w:ascii="Calibri" w:hAnsi="Calibri" w:eastAsia="Calibri"/>
-          <w:b w:val="0"/>
-          <w:i w:val="0"/>
-          <w:color w:val="3A4A54"/>
-          <w:sz w:val="22"/>
-        </w:rPr>
-        <w:t>Win-Win Application Pack</w:t>
-      </w:r>
-    </w:p>
-    <w:p>
-      <w:pPr>
-        <w:spacing w:after="80" w:before="0" w:line="288" w:lineRule="auto"/>
+        <w:spacing w:after="80"/>
         <w:jc w:val="center"/>
       </w:pPr>
       <w:r>
@@ -47,28 +31,28 @@
           <w:color w:val="0A1F2E"/>
           <w:sz w:val="44"/>
         </w:rPr>
-        <w:t>AI for Community Health — Cape Town Summit</w:t>
+        <w:t>Nominee Profile — Responsible AI for Community Health</w:t>
       </w:r>
     </w:p>
     <w:p>
       <w:pPr>
-        <w:spacing w:after="80" w:before="0" w:line="288" w:lineRule="auto"/>
+        <w:spacing w:after="120"/>
         <w:jc w:val="center"/>
       </w:pPr>
       <w:r>
         <w:rPr>
           <w:rFonts w:ascii="Calibri" w:hAnsi="Calibri" w:eastAsia="Calibri"/>
-          <w:b/>
+          <w:b w:val="0"/>
           <w:i/>
           <w:color w:val="C45C26"/>
-          <w:sz w:val="24"/>
+          <w:sz w:val="26"/>
         </w:rPr>
-        <w:t>Fully funded seat for a young African leader using AI for health impact</w:t>
+        <w:t>From Kampala outreach to Cape Town — AI that serves communities first</w:t>
       </w:r>
     </w:p>
     <w:p>
       <w:pPr>
-        <w:spacing w:after="200" w:before="0" w:line="288" w:lineRule="auto"/>
+        <w:spacing w:after="240"/>
         <w:jc w:val="center"/>
       </w:pPr>
       <w:r>
@@ -84,13 +68,12 @@
     </w:p>
     <w:p>
       <w:pPr>
-        <w:spacing w:before="80" w:after="40"/>
         <w:jc w:val="center"/>
       </w:pPr>
       <w:r>
         <w:drawing>
           <wp:inline xmlns:a="http://schemas.openxmlformats.org/drawingml/2006/main" xmlns:pic="http://schemas.openxmlformats.org/drawingml/2006/picture">
-            <wp:extent cx="5205224" cy="2926079"/>
+            <wp:extent cx="5486400" cy="3084141"/>
             <wp:docPr id="1" name="Picture 1"/>
             <wp:cNvGraphicFramePr>
               <a:graphicFrameLocks noChangeAspect="1"/>
@@ -111,7 +94,7 @@
                   <pic:spPr>
                     <a:xfrm>
                       <a:off x="0" y="0"/>
-                      <a:ext cx="5205224" cy="2926079"/>
+                      <a:ext cx="5486400" cy="3084141"/>
                     </a:xfrm>
                     <a:prstGeom prst="rect"/>
                   </pic:spPr>
@@ -124,7 +107,7 @@
     </w:p>
     <w:p>
       <w:pPr>
-        <w:spacing w:after="200" w:before="40" w:line="288" w:lineRule="auto"/>
+        <w:spacing w:after="200"/>
         <w:jc w:val="center"/>
       </w:pPr>
       <w:r>
@@ -135,341 +118,7 @@
           <w:color w:val="3A4A54"/>
           <w:sz w:val="18"/>
         </w:rPr>
-        <w:t>FairBanks Community Reach — Health for All — Obulamu eri Bonna · Afya kwa Wote · Oburamu bwa Boona</w:t>
-      </w:r>
-    </w:p>
-    <w:tbl>
-      <w:tblPr>
-        <w:tblW w:type="auto" w:w="0"/>
-        <w:jc w:val="center"/>
-        <w:tblLook w:firstColumn="1" w:firstRow="1" w:lastColumn="0" w:lastRow="0" w:noHBand="0" w:noVBand="1" w:val="04A0"/>
-      </w:tblPr>
-      <w:tblGrid>
-        <w:gridCol w:w="4896"/>
-        <w:gridCol w:w="4896"/>
-      </w:tblGrid>
-      <w:tr>
-        <w:tc>
-          <w:tcPr>
-            <w:tcW w:type="dxa" w:w="2304"/>
-            <w:shd w:fill="0D6E6E"/>
-            <w:tcBorders>
-              <w:top w:val="single" w:sz="8" w:color="0D6E6E"/>
-              <w:left w:val="single" w:sz="8" w:color="0D6E6E"/>
-              <w:bottom w:val="single" w:sz="8" w:color="0D6E6E"/>
-              <w:right w:val="single" w:sz="8" w:color="0D6E6E"/>
-            </w:tcBorders>
-          </w:tcPr>
-          <w:p>
-            <w:r/>
-            <w:r>
-              <w:rPr>
-                <w:rFonts w:ascii="Calibri" w:hAnsi="Calibri" w:eastAsia="Calibri"/>
-                <w:b/>
-                <w:i w:val="0"/>
-                <w:color w:val="FFFFFF"/>
-                <w:sz w:val="20"/>
-              </w:rPr>
-              <w:t>Item</w:t>
-            </w:r>
-          </w:p>
-        </w:tc>
-        <w:tc>
-          <w:tcPr>
-            <w:tcW w:type="dxa" w:w="6912"/>
-            <w:shd w:fill="0D6E6E"/>
-            <w:tcBorders>
-              <w:top w:val="single" w:sz="8" w:color="0D6E6E"/>
-              <w:left w:val="single" w:sz="8" w:color="0D6E6E"/>
-              <w:bottom w:val="single" w:sz="8" w:color="0D6E6E"/>
-              <w:right w:val="single" w:sz="8" w:color="0D6E6E"/>
-            </w:tcBorders>
-          </w:tcPr>
-          <w:p>
-            <w:r/>
-            <w:r>
-              <w:rPr>
-                <w:rFonts w:ascii="Calibri" w:hAnsi="Calibri" w:eastAsia="Calibri"/>
-                <w:b/>
-                <w:i w:val="0"/>
-                <w:color w:val="FFFFFF"/>
-                <w:sz w:val="20"/>
-              </w:rPr>
-              <w:t>Detail</w:t>
-            </w:r>
-          </w:p>
-        </w:tc>
-      </w:tr>
-      <w:tr>
-        <w:tc>
-          <w:tcPr>
-            <w:tcW w:type="dxa" w:w="2304"/>
-            <w:tcBorders>
-              <w:top w:val="single" w:sz="8" w:color="D0DCDC"/>
-              <w:left w:val="single" w:sz="8" w:color="D0DCDC"/>
-              <w:bottom w:val="single" w:sz="8" w:color="D0DCDC"/>
-              <w:right w:val="single" w:sz="8" w:color="D0DCDC"/>
-            </w:tcBorders>
-          </w:tcPr>
-          <w:p>
-            <w:r/>
-            <w:r>
-              <w:rPr>
-                <w:rFonts w:ascii="Calibri" w:hAnsi="Calibri" w:eastAsia="Calibri"/>
-                <w:b w:val="0"/>
-                <w:i w:val="0"/>
-                <w:color w:val="1E2F38"/>
-                <w:sz w:val="20"/>
-              </w:rPr>
-              <w:t>Applicant</w:t>
-            </w:r>
-          </w:p>
-        </w:tc>
-        <w:tc>
-          <w:tcPr>
-            <w:tcW w:type="dxa" w:w="6912"/>
-            <w:tcBorders>
-              <w:top w:val="single" w:sz="8" w:color="D0DCDC"/>
-              <w:left w:val="single" w:sz="8" w:color="D0DCDC"/>
-              <w:bottom w:val="single" w:sz="8" w:color="D0DCDC"/>
-              <w:right w:val="single" w:sz="8" w:color="D0DCDC"/>
-            </w:tcBorders>
-          </w:tcPr>
-          <w:p>
-            <w:r/>
-            <w:r>
-              <w:rPr>
-                <w:rFonts w:ascii="Calibri" w:hAnsi="Calibri" w:eastAsia="Calibri"/>
-                <w:b w:val="0"/>
-                <w:i w:val="0"/>
-                <w:color w:val="1E2F38"/>
-                <w:sz w:val="20"/>
-              </w:rPr>
-              <w:t>Eligible FairBanks young leader (18–30), Ugandan national &amp; resident</w:t>
-            </w:r>
-          </w:p>
-        </w:tc>
-      </w:tr>
-      <w:tr>
-        <w:tc>
-          <w:tcPr>
-            <w:tcW w:type="dxa" w:w="2304"/>
-            <w:shd w:fill="F7F5F0"/>
-            <w:tcBorders>
-              <w:top w:val="single" w:sz="8" w:color="D0DCDC"/>
-              <w:left w:val="single" w:sz="8" w:color="D0DCDC"/>
-              <w:bottom w:val="single" w:sz="8" w:color="D0DCDC"/>
-              <w:right w:val="single" w:sz="8" w:color="D0DCDC"/>
-            </w:tcBorders>
-          </w:tcPr>
-          <w:p>
-            <w:r/>
-            <w:r>
-              <w:rPr>
-                <w:rFonts w:ascii="Calibri" w:hAnsi="Calibri" w:eastAsia="Calibri"/>
-                <w:b w:val="0"/>
-                <w:i w:val="0"/>
-                <w:color w:val="1E2F38"/>
-                <w:sz w:val="20"/>
-              </w:rPr>
-              <w:t>Programme</w:t>
-            </w:r>
-          </w:p>
-        </w:tc>
-        <w:tc>
-          <w:tcPr>
-            <w:tcW w:type="dxa" w:w="6912"/>
-            <w:shd w:fill="F7F5F0"/>
-            <w:tcBorders>
-              <w:top w:val="single" w:sz="8" w:color="D0DCDC"/>
-              <w:left w:val="single" w:sz="8" w:color="D0DCDC"/>
-              <w:bottom w:val="single" w:sz="8" w:color="D0DCDC"/>
-              <w:right w:val="single" w:sz="8" w:color="D0DCDC"/>
-            </w:tcBorders>
-          </w:tcPr>
-          <w:p>
-            <w:r/>
-            <w:r>
-              <w:rPr>
-                <w:rFonts w:ascii="Calibri" w:hAnsi="Calibri" w:eastAsia="Calibri"/>
-                <w:b w:val="0"/>
-                <w:i w:val="0"/>
-                <w:color w:val="1E2F38"/>
-                <w:sz w:val="20"/>
-              </w:rPr>
-              <w:t>Brandtech Group AI for Good Scholarship 2026 (One Young World)</w:t>
-            </w:r>
-          </w:p>
-        </w:tc>
-      </w:tr>
-      <w:tr>
-        <w:tc>
-          <w:tcPr>
-            <w:tcW w:type="dxa" w:w="2304"/>
-            <w:tcBorders>
-              <w:top w:val="single" w:sz="8" w:color="D0DCDC"/>
-              <w:left w:val="single" w:sz="8" w:color="D0DCDC"/>
-              <w:bottom w:val="single" w:sz="8" w:color="D0DCDC"/>
-              <w:right w:val="single" w:sz="8" w:color="D0DCDC"/>
-            </w:tcBorders>
-          </w:tcPr>
-          <w:p>
-            <w:r/>
-            <w:r>
-              <w:rPr>
-                <w:rFonts w:ascii="Calibri" w:hAnsi="Calibri" w:eastAsia="Calibri"/>
-                <w:b w:val="0"/>
-                <w:i w:val="0"/>
-                <w:color w:val="1E2F38"/>
-                <w:sz w:val="20"/>
-              </w:rPr>
-              <w:t>Deadline</w:t>
-            </w:r>
-          </w:p>
-        </w:tc>
-        <w:tc>
-          <w:tcPr>
-            <w:tcW w:type="dxa" w:w="6912"/>
-            <w:tcBorders>
-              <w:top w:val="single" w:sz="8" w:color="D0DCDC"/>
-              <w:left w:val="single" w:sz="8" w:color="D0DCDC"/>
-              <w:bottom w:val="single" w:sz="8" w:color="D0DCDC"/>
-              <w:right w:val="single" w:sz="8" w:color="D0DCDC"/>
-            </w:tcBorders>
-          </w:tcPr>
-          <w:p>
-            <w:r/>
-            <w:r>
-              <w:rPr>
-                <w:rFonts w:ascii="Calibri" w:hAnsi="Calibri" w:eastAsia="Calibri"/>
-                <w:b w:val="0"/>
-                <w:i w:val="0"/>
-                <w:color w:val="1E2F38"/>
-                <w:sz w:val="20"/>
-              </w:rPr>
-              <w:t>2 August 2026</w:t>
-            </w:r>
-          </w:p>
-        </w:tc>
-      </w:tr>
-      <w:tr>
-        <w:tc>
-          <w:tcPr>
-            <w:tcW w:type="dxa" w:w="2304"/>
-            <w:shd w:fill="F7F5F0"/>
-            <w:tcBorders>
-              <w:top w:val="single" w:sz="8" w:color="D0DCDC"/>
-              <w:left w:val="single" w:sz="8" w:color="D0DCDC"/>
-              <w:bottom w:val="single" w:sz="8" w:color="D0DCDC"/>
-              <w:right w:val="single" w:sz="8" w:color="D0DCDC"/>
-            </w:tcBorders>
-          </w:tcPr>
-          <w:p>
-            <w:r/>
-            <w:r>
-              <w:rPr>
-                <w:rFonts w:ascii="Calibri" w:hAnsi="Calibri" w:eastAsia="Calibri"/>
-                <w:b w:val="0"/>
-                <w:i w:val="0"/>
-                <w:color w:val="1E2F38"/>
-                <w:sz w:val="20"/>
-              </w:rPr>
-              <w:t>Geography</w:t>
-            </w:r>
-          </w:p>
-        </w:tc>
-        <w:tc>
-          <w:tcPr>
-            <w:tcW w:type="dxa" w:w="6912"/>
-            <w:shd w:fill="F7F5F0"/>
-            <w:tcBorders>
-              <w:top w:val="single" w:sz="8" w:color="D0DCDC"/>
-              <w:left w:val="single" w:sz="8" w:color="D0DCDC"/>
-              <w:bottom w:val="single" w:sz="8" w:color="D0DCDC"/>
-              <w:right w:val="single" w:sz="8" w:color="D0DCDC"/>
-            </w:tcBorders>
-          </w:tcPr>
-          <w:p>
-            <w:r/>
-            <w:r>
-              <w:rPr>
-                <w:rFonts w:ascii="Calibri" w:hAnsi="Calibri" w:eastAsia="Calibri"/>
-                <w:b w:val="0"/>
-                <w:i w:val="0"/>
-                <w:color w:val="1E2F38"/>
-                <w:sz w:val="20"/>
-              </w:rPr>
-              <w:t>One Young World Summit 2026 — Cape Town</w:t>
-            </w:r>
-          </w:p>
-        </w:tc>
-      </w:tr>
-      <w:tr>
-        <w:tc>
-          <w:tcPr>
-            <w:tcW w:type="dxa" w:w="2304"/>
-            <w:tcBorders>
-              <w:top w:val="single" w:sz="8" w:color="D0DCDC"/>
-              <w:left w:val="single" w:sz="8" w:color="D0DCDC"/>
-              <w:bottom w:val="single" w:sz="8" w:color="D0DCDC"/>
-              <w:right w:val="single" w:sz="8" w:color="D0DCDC"/>
-            </w:tcBorders>
-          </w:tcPr>
-          <w:p>
-            <w:r/>
-            <w:r>
-              <w:rPr>
-                <w:rFonts w:ascii="Calibri" w:hAnsi="Calibri" w:eastAsia="Calibri"/>
-                <w:b w:val="0"/>
-                <w:i w:val="0"/>
-                <w:color w:val="1E2F38"/>
-                <w:sz w:val="20"/>
-              </w:rPr>
-              <w:t>The ask</w:t>
-            </w:r>
-          </w:p>
-        </w:tc>
-        <w:tc>
-          <w:tcPr>
-            <w:tcW w:type="dxa" w:w="6912"/>
-            <w:tcBorders>
-              <w:top w:val="single" w:sz="8" w:color="D0DCDC"/>
-              <w:left w:val="single" w:sz="8" w:color="D0DCDC"/>
-              <w:bottom w:val="single" w:sz="8" w:color="D0DCDC"/>
-              <w:right w:val="single" w:sz="8" w:color="D0DCDC"/>
-            </w:tcBorders>
-          </w:tcPr>
-          <w:p>
-            <w:r/>
-            <w:r>
-              <w:rPr>
-                <w:rFonts w:ascii="Calibri" w:hAnsi="Calibri" w:eastAsia="Calibri"/>
-                <w:b w:val="0"/>
-                <w:i w:val="0"/>
-                <w:color w:val="1E2F38"/>
-                <w:sz w:val="20"/>
-              </w:rPr>
-              <w:t>Award one of five AI for Good scholarships to a FairBanks young leader.</w:t>
-            </w:r>
-          </w:p>
-        </w:tc>
-      </w:tr>
-    </w:tbl>
-    <w:p/>
-    <w:p>
-      <w:pPr>
-        <w:spacing w:after="120" w:before="0" w:line="288" w:lineRule="auto"/>
-        <w:jc w:val="center"/>
-      </w:pPr>
-      <w:r>
-        <w:rPr>
-          <w:rFonts w:ascii="Calibri" w:hAnsi="Calibri" w:eastAsia="Calibri"/>
-          <w:b w:val="0"/>
-          <w:i w:val="0"/>
-          <w:color w:val="0D6E6E"/>
-          <w:sz w:val="16"/>
-        </w:rPr>
-        <w:t>https://opportunitiesforyouth.org/2026/07/15/ai-for-good-scholarship-2025-empowering-young-innovators-to-address-global-challenges/</w:t>
+        <w:t>AI for good means nothing without communities in the loop</w:t>
       </w:r>
     </w:p>
     <w:p>
@@ -479,7 +128,7 @@
     </w:p>
     <w:p>
       <w:pPr>
-        <w:spacing w:before="280" w:after="100"/>
+        <w:spacing w:before="280" w:after="120"/>
       </w:pPr>
       <w:r>
         <w:rPr>
@@ -487,14 +136,14 @@
           <w:b/>
           <w:i w:val="0"/>
           <w:color w:val="0A1F2E"/>
-          <w:sz w:val="36"/>
+          <w:sz w:val="40"/>
         </w:rPr>
-        <w:t>1. Executive Summary</w:t>
+        <w:t>My story</w:t>
       </w:r>
     </w:p>
     <w:p>
       <w:pPr>
-        <w:spacing w:after="160" w:before="0" w:line="288" w:lineRule="auto"/>
+        <w:spacing w:after="160"/>
         <w:jc w:val="left"/>
       </w:pPr>
       <w:r>
@@ -505,12 +154,12 @@
           <w:color w:val="1E2F38"/>
           <w:sz w:val="22"/>
         </w:rPr>
-        <w:t>Brandtech's AI for Good scholarship sends five young African leaders using AI for social impact to One Young World 2026 in Cape Town. Healthcare is a named priority.</w:t>
+        <w:t>I grew up seeing neighbours wait until illness became an emergency. At FairBanks Community Reach I work where care actually starts — in streets, schools, and home visits with Community Health Workers — not only inside a clinic building. That experience shaped why I build: technology should help CHWs see risk early, not add another app nobody uses.</w:t>
       </w:r>
     </w:p>
     <w:p>
       <w:pPr>
-        <w:spacing w:after="160" w:before="0" w:line="288" w:lineRule="auto"/>
+        <w:spacing w:after="160"/>
         <w:jc w:val="left"/>
       </w:pPr>
       <w:r>
@@ -521,28 +170,67 @@
           <w:color w:val="1E2F38"/>
           <w:sz w:val="22"/>
         </w:rPr>
-        <w:t>A FairBanks nominee can show responsible AI for community health — CHW data, maternal risk, and outbreak early warning — rooted in Uganda.</w:t>
+        <w:t>FairBanks Community Health Intelligence Platform (FCHIP) is my answer — responsible AI on top of our community health cascade. We combine offline mobile capture, machine learning, and GIS mapping so fever clusters, high-risk pregnancies, and NCD hotspots surface before they become crises.</w:t>
       </w:r>
     </w:p>
     <w:p>
       <w:pPr>
-        <w:spacing w:after="160" w:before="0" w:line="288" w:lineRule="auto"/>
-        <w:jc w:val="left"/>
+        <w:jc w:val="center"/>
+      </w:pPr>
+      <w:r>
+        <w:drawing>
+          <wp:inline xmlns:a="http://schemas.openxmlformats.org/drawingml/2006/main" xmlns:pic="http://schemas.openxmlformats.org/drawingml/2006/picture">
+            <wp:extent cx="4665106" cy="3108960"/>
+            <wp:docPr id="2" name="Picture 2"/>
+            <wp:cNvGraphicFramePr>
+              <a:graphicFrameLocks noChangeAspect="1"/>
+            </wp:cNvGraphicFramePr>
+            <a:graphic>
+              <a:graphicData uri="http://schemas.openxmlformats.org/drawingml/2006/picture">
+                <pic:pic>
+                  <pic:nvPicPr>
+                    <pic:cNvPr id="0" name="outreach_facilitator_canopy_01_opt.jpg"/>
+                    <pic:cNvPicPr/>
+                  </pic:nvPicPr>
+                  <pic:blipFill>
+                    <a:blip r:embed="rId10"/>
+                    <a:stretch>
+                      <a:fillRect/>
+                    </a:stretch>
+                  </pic:blipFill>
+                  <pic:spPr>
+                    <a:xfrm>
+                      <a:off x="0" y="0"/>
+                      <a:ext cx="4665106" cy="3108960"/>
+                    </a:xfrm>
+                    <a:prstGeom prst="rect"/>
+                  </pic:spPr>
+                </pic:pic>
+              </a:graphicData>
+            </a:graphic>
+          </wp:inline>
+        </w:drawing>
+      </w:r>
+    </w:p>
+    <w:p>
+      <w:pPr>
+        <w:spacing w:after="200"/>
+        <w:jc w:val="center"/>
       </w:pPr>
       <w:r>
         <w:rPr>
           <w:rFonts w:ascii="Calibri" w:hAnsi="Calibri" w:eastAsia="Calibri"/>
-          <w:b/>
-          <w:i w:val="0"/>
-          <w:color w:val="1E2F38"/>
-          <w:sz w:val="22"/>
+          <w:b w:val="0"/>
+          <w:i/>
+          <w:color w:val="3A4A54"/>
+          <w:sz w:val="18"/>
         </w:rPr>
-        <w:t>The scholarship amplifies an African HealthTech practitioner; FairBanks returns with global alliances for FCHIP.</w:t>
+        <w:t>Community outreach — where this work began</w:t>
       </w:r>
     </w:p>
     <w:p>
       <w:pPr>
-        <w:spacing w:before="280" w:after="100"/>
+        <w:spacing w:before="280" w:after="120"/>
       </w:pPr>
       <w:r>
         <w:rPr>
@@ -550,14 +238,14 @@
           <w:b/>
           <w:i w:val="0"/>
           <w:color w:val="0A1F2E"/>
-          <w:sz w:val="36"/>
+          <w:sz w:val="40"/>
         </w:rPr>
-        <w:t>2. Win-Win Value</w:t>
+        <w:t>The problem I see every week</w:t>
       </w:r>
     </w:p>
     <w:p>
       <w:pPr>
-        <w:spacing w:after="160" w:before="0" w:line="288" w:lineRule="auto"/>
+        <w:spacing w:after="160"/>
         <w:jc w:val="left"/>
       </w:pPr>
       <w:r>
@@ -568,22 +256,77 @@
           <w:color w:val="1E2F38"/>
           <w:sz w:val="22"/>
         </w:rPr>
-        <w:t>This application is designed as a true partnership: FairBanks grows capacity and reach; the programme advances its own mission with a grounded African health-tech partner.</w:t>
+        <w:t>Health facilities wait for patients. CHWs see warning signs days or weeks earlier — in fevers, missed ANC visits, blood pressure readings, and malnutrition. Without intelligence on that data, we lose the chance to prevent.</w:t>
       </w:r>
     </w:p>
     <w:p>
       <w:pPr>
-        <w:spacing w:before="180" w:after="100"/>
+        <w:jc w:val="center"/>
+      </w:pPr>
+      <w:r>
+        <w:drawing>
+          <wp:inline xmlns:a="http://schemas.openxmlformats.org/drawingml/2006/main" xmlns:pic="http://schemas.openxmlformats.org/drawingml/2006/picture">
+            <wp:extent cx="4663440" cy="3108960"/>
+            <wp:docPr id="3" name="Picture 3"/>
+            <wp:cNvGraphicFramePr>
+              <a:graphicFrameLocks noChangeAspect="1"/>
+            </wp:cNvGraphicFramePr>
+            <a:graphic>
+              <a:graphicData uri="http://schemas.openxmlformats.org/drawingml/2006/picture">
+                <pic:pic>
+                  <pic:nvPicPr>
+                    <pic:cNvPr id="0" name="bloom_maternal_health_participant_01_opt.jpg"/>
+                    <pic:cNvPicPr/>
+                  </pic:nvPicPr>
+                  <pic:blipFill>
+                    <a:blip r:embed="rId11"/>
+                    <a:stretch>
+                      <a:fillRect/>
+                    </a:stretch>
+                  </pic:blipFill>
+                  <pic:spPr>
+                    <a:xfrm>
+                      <a:off x="0" y="0"/>
+                      <a:ext cx="4663440" cy="3108960"/>
+                    </a:xfrm>
+                    <a:prstGeom prst="rect"/>
+                  </pic:spPr>
+                </pic:pic>
+              </a:graphicData>
+            </a:graphic>
+          </wp:inline>
+        </w:drawing>
+      </w:r>
+    </w:p>
+    <w:p>
+      <w:pPr>
+        <w:spacing w:after="200"/>
+        <w:jc w:val="center"/>
+      </w:pPr>
+      <w:r>
+        <w:rPr>
+          <w:rFonts w:ascii="Calibri" w:hAnsi="Calibri" w:eastAsia="Calibri"/>
+          <w:b w:val="0"/>
+          <w:i/>
+          <w:color w:val="3A4A54"/>
+          <w:sz w:val="18"/>
+        </w:rPr>
+        <w:t>Maternal outreach — early signals matter</w:t>
+      </w:r>
+    </w:p>
+    <w:p>
+      <w:pPr>
+        <w:spacing w:before="280" w:after="120"/>
       </w:pPr>
       <w:r>
         <w:rPr>
           <w:rFonts w:ascii="Calibri" w:hAnsi="Calibri" w:eastAsia="Calibri"/>
           <w:b/>
           <w:i w:val="0"/>
-          <w:color w:val="0D6E6E"/>
-          <w:sz w:val="26"/>
+          <w:color w:val="0A1F2E"/>
+          <w:sz w:val="40"/>
         </w:rPr>
-        <w:t>2.1 What FairBanks / FCHIP gains</w:t>
+        <w:t>FCHIP — responsible AI in practice</w:t>
       </w:r>
     </w:p>
     <w:p>
@@ -599,7 +342,7 @@
           <w:color w:val="1E2F38"/>
           <w:sz w:val="22"/>
         </w:rPr>
-        <w:t>Fully funded summit access for a young AI-for-health leader</w:t>
+        <w:t>Human-in-the-loop: CHWs and nurses validate alerts — AI supports, never replaces, clinical judgment</w:t>
       </w:r>
     </w:p>
     <w:p>
@@ -615,7 +358,7 @@
           <w:color w:val="1E2F38"/>
           <w:sz w:val="22"/>
         </w:rPr>
-        <w:t>Global network across One Young World delegates</w:t>
+        <w:t>Offline-first design for low-bandwidth communities; no dependency on constant connectivity</w:t>
       </w:r>
     </w:p>
     <w:p>
@@ -631,7 +374,7 @@
           <w:color w:val="1E2F38"/>
           <w:sz w:val="22"/>
         </w:rPr>
-        <w:t>Platform to share FCHIP's responsible AI story</w:t>
+        <w:t>Consent and anonymisation aligned with Uganda Data Protection principles</w:t>
       </w:r>
     </w:p>
     <w:p>
@@ -647,22 +390,7 @@
           <w:color w:val="1E2F38"/>
           <w:sz w:val="22"/>
         </w:rPr>
-        <w:t>Inspiration and partnerships for product and policy pathways</w:t>
-      </w:r>
-    </w:p>
-    <w:p>
-      <w:pPr>
-        <w:spacing w:before="180" w:after="100"/>
-      </w:pPr>
-      <w:r>
-        <w:rPr>
-          <w:rFonts w:ascii="Calibri" w:hAnsi="Calibri" w:eastAsia="Calibri"/>
-          <w:b/>
-          <w:i w:val="0"/>
-          <w:color w:val="0D6E6E"/>
-          <w:sz w:val="26"/>
-        </w:rPr>
-        <w:t>2.2 What the programme / partners gain</w:t>
+        <w:t>Local-language symptom capture where it improves trust and accuracy</w:t>
       </w:r>
     </w:p>
     <w:p>
@@ -678,7 +406,7 @@
           <w:color w:val="1E2F38"/>
           <w:sz w:val="22"/>
         </w:rPr>
-        <w:t>A scholar with proven community health AI intent, not abstract interest</w:t>
+        <w:t>Transparent limits: we publish what models can and cannot do in community settings</w:t>
       </w:r>
     </w:p>
     <w:p>
@@ -694,66 +422,18 @@
           <w:color w:val="1E2F38"/>
           <w:sz w:val="22"/>
         </w:rPr>
-        <w:t>Healthcare priority area represented with African field credibility</w:t>
+        <w:t>Bias awareness: training data includes women, children, elderly, and urban-poor outreach cohorts</w:t>
       </w:r>
     </w:p>
     <w:p>
       <w:pPr>
-        <w:pStyle w:val="ListBullet"/>
-        <w:spacing w:after="60"/>
-      </w:pPr>
-      <w:r>
-        <w:rPr>
-          <w:rFonts w:ascii="Calibri" w:hAnsi="Calibri" w:eastAsia="Calibri"/>
-          <w:b w:val="0"/>
-          <w:i w:val="0"/>
-          <w:color w:val="1E2F38"/>
-          <w:sz w:val="22"/>
-        </w:rPr>
-        <w:t>Nationality and residency eligibility met (Uganda)</w:t>
-      </w:r>
-    </w:p>
-    <w:p>
-      <w:pPr>
-        <w:pStyle w:val="ListBullet"/>
-        <w:spacing w:after="60"/>
-      </w:pPr>
-      <w:r>
-        <w:rPr>
-          <w:rFonts w:ascii="Calibri" w:hAnsi="Calibri" w:eastAsia="Calibri"/>
-          <w:b w:val="0"/>
-          <w:i w:val="0"/>
-          <w:color w:val="1E2F38"/>
-          <w:sz w:val="22"/>
-        </w:rPr>
-        <w:t>Alumni who will keep building after the summit lights fade</w:t>
-      </w:r>
-    </w:p>
-    <w:p>
-      <w:pPr>
-        <w:spacing w:before="280" w:after="100"/>
-      </w:pPr>
-      <w:r>
-        <w:rPr>
-          <w:rFonts w:ascii="Calibri" w:hAnsi="Calibri" w:eastAsia="Calibri"/>
-          <w:b/>
-          <w:i w:val="0"/>
-          <w:color w:val="0A1F2E"/>
-          <w:sz w:val="36"/>
-        </w:rPr>
-        <w:t>3. The Problem We Address</w:t>
-      </w:r>
-    </w:p>
-    <w:p>
-      <w:pPr>
-        <w:spacing w:before="80" w:after="40"/>
         <w:jc w:val="center"/>
       </w:pPr>
       <w:r>
         <w:drawing>
           <wp:inline xmlns:a="http://schemas.openxmlformats.org/drawingml/2006/main" xmlns:pic="http://schemas.openxmlformats.org/drawingml/2006/picture">
-            <wp:extent cx="3430225" cy="2286000"/>
-            <wp:docPr id="2" name="Picture 2"/>
+            <wp:extent cx="4665106" cy="3108960"/>
+            <wp:docPr id="4" name="Picture 4"/>
             <wp:cNvGraphicFramePr>
               <a:graphicFrameLocks noChangeAspect="1"/>
             </wp:cNvGraphicFramePr>
@@ -761,11 +441,11 @@
               <a:graphicData uri="http://schemas.openxmlformats.org/drawingml/2006/picture">
                 <pic:pic>
                   <pic:nvPicPr>
-                    <pic:cNvPr id="0" name="reactive_clinic_opt.jpg"/>
+                    <pic:cNvPr id="0" name="deep_tech_collage_opt.jpg"/>
                     <pic:cNvPicPr/>
                   </pic:nvPicPr>
                   <pic:blipFill>
-                    <a:blip r:embed="rId10"/>
+                    <a:blip r:embed="rId12"/>
                     <a:stretch>
                       <a:fillRect/>
                     </a:stretch>
@@ -773,7 +453,7 @@
                   <pic:spPr>
                     <a:xfrm>
                       <a:off x="0" y="0"/>
-                      <a:ext cx="3430225" cy="2286000"/>
+                      <a:ext cx="4665106" cy="3108960"/>
                     </a:xfrm>
                     <a:prstGeom prst="rect"/>
                   </pic:spPr>
@@ -786,7 +466,7 @@
     </w:p>
     <w:p>
       <w:pPr>
-        <w:spacing w:after="200" w:before="40" w:line="288" w:lineRule="auto"/>
+        <w:spacing w:after="200"/>
         <w:jc w:val="center"/>
       </w:pPr>
       <w:r>
@@ -797,28 +477,12 @@
           <w:color w:val="3A4A54"/>
           <w:sz w:val="18"/>
         </w:rPr>
-        <w:t>Reactive care waits for sickness before it responds</w:t>
+        <w:t>Deep technology in service of community health, not hype</w:t>
       </w:r>
     </w:p>
     <w:p>
       <w:pPr>
-        <w:spacing w:after="160" w:before="0" w:line="288" w:lineRule="auto"/>
-        <w:jc w:val="left"/>
-      </w:pPr>
-      <w:r>
-        <w:rPr>
-          <w:rFonts w:ascii="Calibri" w:hAnsi="Calibri" w:eastAsia="Calibri"/>
-          <w:b w:val="0"/>
-          <w:i w:val="0"/>
-          <w:color w:val="1E2F38"/>
-          <w:sz w:val="22"/>
-        </w:rPr>
-        <w:t>AI for good needs builders who already serve communities — not only pitch decks. Too few young African health practitioners get summit access.</w:t>
-      </w:r>
-    </w:p>
-    <w:p>
-      <w:pPr>
-        <w:spacing w:before="280" w:after="100"/>
+        <w:spacing w:before="280" w:after="120"/>
       </w:pPr>
       <w:r>
         <w:rPr>
@@ -826,112 +490,9 @@
           <w:b/>
           <w:i w:val="0"/>
           <w:color w:val="0A1F2E"/>
-          <w:sz w:val="36"/>
+          <w:sz w:val="40"/>
         </w:rPr>
-        <w:t>4. Our Solution: FCHIP &amp; Community Reach</w:t>
-      </w:r>
-    </w:p>
-    <w:p>
-      <w:pPr>
-        <w:spacing w:before="80" w:after="40"/>
-        <w:jc w:val="center"/>
-      </w:pPr>
-      <w:r>
-        <w:drawing>
-          <wp:inline xmlns:a="http://schemas.openxmlformats.org/drawingml/2006/main" xmlns:pic="http://schemas.openxmlformats.org/drawingml/2006/picture">
-            <wp:extent cx="4390688" cy="2926080"/>
-            <wp:docPr id="3" name="Picture 3"/>
-            <wp:cNvGraphicFramePr>
-              <a:graphicFrameLocks noChangeAspect="1"/>
-            </wp:cNvGraphicFramePr>
-            <a:graphic>
-              <a:graphicData uri="http://schemas.openxmlformats.org/drawingml/2006/picture">
-                <pic:pic>
-                  <pic:nvPicPr>
-                    <pic:cNvPr id="0" name="data_flow_iso_labeled_opt.jpg"/>
-                    <pic:cNvPicPr/>
-                  </pic:nvPicPr>
-                  <pic:blipFill>
-                    <a:blip r:embed="rId11"/>
-                    <a:stretch>
-                      <a:fillRect/>
-                    </a:stretch>
-                  </pic:blipFill>
-                  <pic:spPr>
-                    <a:xfrm>
-                      <a:off x="0" y="0"/>
-                      <a:ext cx="4390688" cy="2926080"/>
-                    </a:xfrm>
-                    <a:prstGeom prst="rect"/>
-                  </pic:spPr>
-                </pic:pic>
-              </a:graphicData>
-            </a:graphic>
-          </wp:inline>
-        </w:drawing>
-      </w:r>
-    </w:p>
-    <w:p>
-      <w:pPr>
-        <w:spacing w:after="200" w:before="40" w:line="288" w:lineRule="auto"/>
-        <w:jc w:val="center"/>
-      </w:pPr>
-      <w:r>
-        <w:rPr>
-          <w:rFonts w:ascii="Calibri" w:hAnsi="Calibri" w:eastAsia="Calibri"/>
-          <w:b w:val="0"/>
-          <w:i/>
-          <w:color w:val="3A4A54"/>
-          <w:sz w:val="18"/>
-        </w:rPr>
-        <w:t>Community signals → capture → FCHIP intelligence → action</w:t>
-      </w:r>
-    </w:p>
-    <w:p>
-      <w:pPr>
-        <w:spacing w:after="160" w:before="0" w:line="288" w:lineRule="auto"/>
-        <w:jc w:val="left"/>
-      </w:pPr>
-      <w:r>
-        <w:rPr>
-          <w:rFonts w:ascii="Calibri" w:hAnsi="Calibri" w:eastAsia="Calibri"/>
-          <w:b w:val="0"/>
-          <w:i w:val="0"/>
-          <w:color w:val="1E2F38"/>
-          <w:sz w:val="22"/>
-        </w:rPr>
-        <w:t>Our nominee will present FCHIP's approach: community-generated data + predictive analytics for prevention, with ethics and gender awareness at the centre.</w:t>
-      </w:r>
-    </w:p>
-    <w:p>
-      <w:pPr>
-        <w:spacing w:after="160" w:before="0" w:line="288" w:lineRule="auto"/>
-        <w:jc w:val="left"/>
-      </w:pPr>
-      <w:r>
-        <w:rPr>
-          <w:rFonts w:ascii="Calibri" w:hAnsi="Calibri" w:eastAsia="Calibri"/>
-          <w:b w:val="0"/>
-          <w:i w:val="0"/>
-          <w:color w:val="1E2F38"/>
-          <w:sz w:val="22"/>
-        </w:rPr>
-        <w:t>Post-summit, learnings feed FairBanks product and partnership plans.</w:t>
-      </w:r>
-    </w:p>
-    <w:p>
-      <w:pPr>
-        <w:spacing w:before="180" w:after="100"/>
-      </w:pPr>
-      <w:r>
-        <w:rPr>
-          <w:rFonts w:ascii="Calibri" w:hAnsi="Calibri" w:eastAsia="Calibri"/>
-          <w:b/>
-          <w:i w:val="0"/>
-          <w:color w:val="0D6E6E"/>
-          <w:sz w:val="26"/>
-        </w:rPr>
-        <w:t>4.1 Deep technology core</w:t>
+        <w:t>Where AI sits in the FairBanks cascade</w:t>
       </w:r>
     </w:p>
     <w:tbl>
@@ -966,7 +527,7 @@
                 <w:color w:val="FFFFFF"/>
                 <w:sz w:val="20"/>
               </w:rPr>
-              <w:t>Technology</w:t>
+              <w:t>Layer</w:t>
             </w:r>
           </w:p>
         </w:tc>
@@ -1017,7 +578,7 @@
                 <w:color w:val="1E2F38"/>
                 <w:sz w:val="20"/>
               </w:rPr>
-              <w:t>Artificial Intelligence</w:t>
+              <w:t>Community members</w:t>
             </w:r>
           </w:p>
         </w:tc>
@@ -1041,7 +602,7 @@
                 <w:color w:val="1E2F38"/>
                 <w:sz w:val="20"/>
               </w:rPr>
-              <w:t>Outbreak early warning; maternal and NCD risk scoring</w:t>
+              <w:t>Identify needs; participate in solutions</w:t>
             </w:r>
           </w:p>
         </w:tc>
@@ -1068,7 +629,7 @@
                 <w:color w:val="1E2F38"/>
                 <w:sz w:val="20"/>
               </w:rPr>
-              <w:t>Machine Learning</w:t>
+              <w:t>CHWs / VHTs</w:t>
             </w:r>
           </w:p>
         </w:tc>
@@ -1093,7 +654,7 @@
                 <w:color w:val="1E2F38"/>
                 <w:sz w:val="20"/>
               </w:rPr>
-              <w:t>Learn from community patterns, seasons, and outreach outcomes</w:t>
+              <w:t>Capture data, educate, refer, follow up</w:t>
             </w:r>
           </w:p>
         </w:tc>
@@ -1119,7 +680,7 @@
                 <w:color w:val="1E2F38"/>
                 <w:sz w:val="20"/>
               </w:rPr>
-              <w:t>GIS Mapping</w:t>
+              <w:t>FCHIP intelligence</w:t>
             </w:r>
           </w:p>
         </w:tc>
@@ -1143,7 +704,7 @@
                 <w:color w:val="1E2F38"/>
                 <w:sz w:val="20"/>
               </w:rPr>
-              <w:t>Disease distribution, hotspots, and resource gaps</w:t>
+              <w:t>Predictive alerts, GIS hotspots, decision support</w:t>
             </w:r>
           </w:p>
         </w:tc>
@@ -1170,7 +731,7 @@
                 <w:color w:val="1E2F38"/>
                 <w:sz w:val="20"/>
               </w:rPr>
-              <w:t>Mobile Data Collection</w:t>
+              <w:t>FairBanks Medical Centre</w:t>
             </w:r>
           </w:p>
         </w:tc>
@@ -1195,7 +756,7 @@
                 <w:color w:val="1E2F38"/>
                 <w:sz w:val="20"/>
               </w:rPr>
-              <w:t>Offline-capable CHW/VHT capture at household level</w:t>
+              <w:t>Clinical care, pharmacy, specialist referral</w:t>
             </w:r>
           </w:p>
         </w:tc>
@@ -1221,7 +782,7 @@
                 <w:color w:val="1E2F38"/>
                 <w:sz w:val="20"/>
               </w:rPr>
-              <w:t>Cloud Computing</w:t>
+              <w:t>Partners &amp; research</w:t>
             </w:r>
           </w:p>
         </w:tc>
@@ -1245,7 +806,425 @@
                 <w:color w:val="1E2F38"/>
                 <w:sz w:val="20"/>
               </w:rPr>
-              <w:t>Secure sync across facilities and partners</w:t>
+              <w:t>Evidence, scale, policy dialogue</w:t>
+            </w:r>
+          </w:p>
+        </w:tc>
+      </w:tr>
+    </w:tbl>
+    <w:p/>
+    <w:p>
+      <w:pPr>
+        <w:jc w:val="center"/>
+      </w:pPr>
+      <w:r>
+        <w:drawing>
+          <wp:inline xmlns:a="http://schemas.openxmlformats.org/drawingml/2006/main" xmlns:pic="http://schemas.openxmlformats.org/drawingml/2006/picture">
+            <wp:extent cx="4665106" cy="3108960"/>
+            <wp:docPr id="5" name="Picture 5"/>
+            <wp:cNvGraphicFramePr>
+              <a:graphicFrameLocks noChangeAspect="1"/>
+            </wp:cNvGraphicFramePr>
+            <a:graphic>
+              <a:graphicData uri="http://schemas.openxmlformats.org/drawingml/2006/picture">
+                <pic:pic>
+                  <pic:nvPicPr>
+                    <pic:cNvPr id="0" name="data_flow_iso_labeled_opt.jpg"/>
+                    <pic:cNvPicPr/>
+                  </pic:nvPicPr>
+                  <pic:blipFill>
+                    <a:blip r:embed="rId13"/>
+                    <a:stretch>
+                      <a:fillRect/>
+                    </a:stretch>
+                  </pic:blipFill>
+                  <pic:spPr>
+                    <a:xfrm>
+                      <a:off x="0" y="0"/>
+                      <a:ext cx="4665106" cy="3108960"/>
+                    </a:xfrm>
+                    <a:prstGeom prst="rect"/>
+                  </pic:spPr>
+                </pic:pic>
+              </a:graphicData>
+            </a:graphic>
+          </wp:inline>
+        </w:drawing>
+      </w:r>
+    </w:p>
+    <w:p>
+      <w:pPr>
+        <w:spacing w:after="200"/>
+        <w:jc w:val="center"/>
+      </w:pPr>
+      <w:r>
+        <w:rPr>
+          <w:rFonts w:ascii="Calibri" w:hAnsi="Calibri" w:eastAsia="Calibri"/>
+          <w:b w:val="0"/>
+          <w:i/>
+          <w:color w:val="3A4A54"/>
+          <w:sz w:val="18"/>
+        </w:rPr>
+        <w:t>Community signals flow up; care and action flow back</w:t>
+      </w:r>
+    </w:p>
+    <w:p>
+      <w:pPr>
+        <w:spacing w:before="280" w:after="120"/>
+      </w:pPr>
+      <w:r>
+        <w:rPr>
+          <w:rFonts w:ascii="Calibri" w:hAnsi="Calibri" w:eastAsia="Calibri"/>
+          <w:b/>
+          <w:i w:val="0"/>
+          <w:color w:val="0A1F2E"/>
+          <w:sz w:val="40"/>
+        </w:rPr>
+        <w:t>Proof of work</w:t>
+      </w:r>
+    </w:p>
+    <w:p>
+      <w:pPr>
+        <w:pStyle w:val="ListBullet"/>
+        <w:spacing w:after="60"/>
+      </w:pPr>
+      <w:r>
+        <w:rPr>
+          <w:rFonts w:ascii="Calibri" w:hAnsi="Calibri" w:eastAsia="Calibri"/>
+          <w:b w:val="0"/>
+          <w:i w:val="0"/>
+          <w:color w:val="1E2F38"/>
+          <w:sz w:val="22"/>
+        </w:rPr>
+        <w:t>Live outreach in Bukoto, Kyebando, Kisaasi, Kamwokya, Kikaaya</w:t>
+      </w:r>
+    </w:p>
+    <w:p>
+      <w:pPr>
+        <w:pStyle w:val="ListBullet"/>
+        <w:spacing w:after="60"/>
+      </w:pPr>
+      <w:r>
+        <w:rPr>
+          <w:rFonts w:ascii="Calibri" w:hAnsi="Calibri" w:eastAsia="Calibri"/>
+          <w:b w:val="0"/>
+          <w:i w:val="0"/>
+          <w:color w:val="1E2F38"/>
+          <w:sz w:val="22"/>
+        </w:rPr>
+        <w:t>Maternal, child, Gericare, and NCD screening programmes generating real field data</w:t>
+      </w:r>
+    </w:p>
+    <w:p>
+      <w:pPr>
+        <w:pStyle w:val="ListBullet"/>
+        <w:spacing w:after="60"/>
+      </w:pPr>
+      <w:r>
+        <w:rPr>
+          <w:rFonts w:ascii="Calibri" w:hAnsi="Calibri" w:eastAsia="Calibri"/>
+          <w:b w:val="0"/>
+          <w:i w:val="0"/>
+          <w:color w:val="1E2F38"/>
+          <w:sz w:val="22"/>
+        </w:rPr>
+        <w:t>Functioning medical centre anchoring referrals and quality assurance</w:t>
+      </w:r>
+    </w:p>
+    <w:p>
+      <w:pPr>
+        <w:pStyle w:val="ListBullet"/>
+        <w:spacing w:after="60"/>
+      </w:pPr>
+      <w:r>
+        <w:rPr>
+          <w:rFonts w:ascii="Calibri" w:hAnsi="Calibri" w:eastAsia="Calibri"/>
+          <w:b w:val="0"/>
+          <w:i w:val="0"/>
+          <w:color w:val="1E2F38"/>
+          <w:sz w:val="22"/>
+        </w:rPr>
+        <w:t>CHW/VHT relationships built on trust — essential for ethical AI adoption</w:t>
+      </w:r>
+    </w:p>
+    <w:p>
+      <w:pPr>
+        <w:jc w:val="center"/>
+      </w:pPr>
+      <w:r>
+        <w:drawing>
+          <wp:inline xmlns:a="http://schemas.openxmlformats.org/drawingml/2006/main" xmlns:pic="http://schemas.openxmlformats.org/drawingml/2006/picture">
+            <wp:extent cx="4663440" cy="3108960"/>
+            <wp:docPr id="6" name="Picture 6"/>
+            <wp:cNvGraphicFramePr>
+              <a:graphicFrameLocks noChangeAspect="1"/>
+            </wp:cNvGraphicFramePr>
+            <a:graphic>
+              <a:graphicData uri="http://schemas.openxmlformats.org/drawingml/2006/picture">
+                <pic:pic>
+                  <pic:nvPicPr>
+                    <pic:cNvPr id="0" name="dashboard_demo_opt.jpg"/>
+                    <pic:cNvPicPr/>
+                  </pic:nvPicPr>
+                  <pic:blipFill>
+                    <a:blip r:embed="rId14"/>
+                    <a:stretch>
+                      <a:fillRect/>
+                    </a:stretch>
+                  </pic:blipFill>
+                  <pic:spPr>
+                    <a:xfrm>
+                      <a:off x="0" y="0"/>
+                      <a:ext cx="4663440" cy="3108960"/>
+                    </a:xfrm>
+                    <a:prstGeom prst="rect"/>
+                  </pic:spPr>
+                </pic:pic>
+              </a:graphicData>
+            </a:graphic>
+          </wp:inline>
+        </w:drawing>
+      </w:r>
+    </w:p>
+    <w:p>
+      <w:pPr>
+        <w:spacing w:after="200"/>
+        <w:jc w:val="center"/>
+      </w:pPr>
+      <w:r>
+        <w:rPr>
+          <w:rFonts w:ascii="Calibri" w:hAnsi="Calibri" w:eastAsia="Calibri"/>
+          <w:b w:val="0"/>
+          <w:i/>
+          <w:color w:val="3A4A54"/>
+          <w:sz w:val="18"/>
+        </w:rPr>
+        <w:t>Dashboards turn field data into decisions</w:t>
+      </w:r>
+    </w:p>
+    <w:p>
+      <w:pPr>
+        <w:spacing w:before="280" w:after="120"/>
+      </w:pPr>
+      <w:r>
+        <w:rPr>
+          <w:rFonts w:ascii="Calibri" w:hAnsi="Calibri" w:eastAsia="Calibri"/>
+          <w:b/>
+          <w:i w:val="0"/>
+          <w:color w:val="0A1F2E"/>
+          <w:sz w:val="40"/>
+        </w:rPr>
+        <w:t>Cape Town contribution plan</w:t>
+      </w:r>
+    </w:p>
+    <w:p>
+      <w:pPr>
+        <w:pStyle w:val="ListBullet"/>
+        <w:spacing w:after="60"/>
+      </w:pPr>
+      <w:r>
+        <w:rPr>
+          <w:rFonts w:ascii="Calibri" w:hAnsi="Calibri" w:eastAsia="Calibri"/>
+          <w:b w:val="0"/>
+          <w:i w:val="0"/>
+          <w:color w:val="1E2F38"/>
+          <w:sz w:val="22"/>
+        </w:rPr>
+        <w:t>Share a practitioner story: how AI can strengthen — not bypass — community health workers</w:t>
+      </w:r>
+    </w:p>
+    <w:p>
+      <w:pPr>
+        <w:pStyle w:val="ListBullet"/>
+        <w:spacing w:after="60"/>
+      </w:pPr>
+      <w:r>
+        <w:rPr>
+          <w:rFonts w:ascii="Calibri" w:hAnsi="Calibri" w:eastAsia="Calibri"/>
+          <w:b w:val="0"/>
+          <w:i w:val="0"/>
+          <w:color w:val="1E2F38"/>
+          <w:sz w:val="22"/>
+        </w:rPr>
+        <w:t>Join health and technology sessions with examples from Ugandan primary care</w:t>
+      </w:r>
+    </w:p>
+    <w:p>
+      <w:pPr>
+        <w:pStyle w:val="ListBullet"/>
+        <w:spacing w:after="60"/>
+      </w:pPr>
+      <w:r>
+        <w:rPr>
+          <w:rFonts w:ascii="Calibri" w:hAnsi="Calibri" w:eastAsia="Calibri"/>
+          <w:b w:val="0"/>
+          <w:i w:val="0"/>
+          <w:color w:val="1E2F38"/>
+          <w:sz w:val="22"/>
+        </w:rPr>
+        <w:t>Connect with African innovators using AI for social impact — explore partnerships for FCHIP</w:t>
+      </w:r>
+    </w:p>
+    <w:p>
+      <w:pPr>
+        <w:pStyle w:val="ListBullet"/>
+        <w:spacing w:after="60"/>
+      </w:pPr>
+      <w:r>
+        <w:rPr>
+          <w:rFonts w:ascii="Calibri" w:hAnsi="Calibri" w:eastAsia="Calibri"/>
+          <w:b w:val="0"/>
+          <w:i w:val="0"/>
+          <w:color w:val="1E2F38"/>
+          <w:sz w:val="22"/>
+        </w:rPr>
+        <w:t>Bring Cape Town conversations back to FairBanks staff, CHWs, and youth volunteers</w:t>
+      </w:r>
+    </w:p>
+    <w:p>
+      <w:pPr>
+        <w:pStyle w:val="ListBullet"/>
+        <w:spacing w:after="60"/>
+      </w:pPr>
+      <w:r>
+        <w:rPr>
+          <w:rFonts w:ascii="Calibri" w:hAnsi="Calibri" w:eastAsia="Calibri"/>
+          <w:b w:val="0"/>
+          <w:i w:val="0"/>
+          <w:color w:val="1E2F38"/>
+          <w:sz w:val="22"/>
+        </w:rPr>
+        <w:t>Represent responsible AI in health at a summit where marketing hype often drowns out field reality</w:t>
+      </w:r>
+    </w:p>
+    <w:p>
+      <w:pPr>
+        <w:jc w:val="center"/>
+      </w:pPr>
+      <w:r>
+        <w:drawing>
+          <wp:inline xmlns:a="http://schemas.openxmlformats.org/drawingml/2006/main" xmlns:pic="http://schemas.openxmlformats.org/drawingml/2006/picture">
+            <wp:extent cx="4663440" cy="3108960"/>
+            <wp:docPr id="7" name="Picture 7"/>
+            <wp:cNvGraphicFramePr>
+              <a:graphicFrameLocks noChangeAspect="1"/>
+            </wp:cNvGraphicFramePr>
+            <a:graphic>
+              <a:graphicData uri="http://schemas.openxmlformats.org/drawingml/2006/picture">
+                <pic:pic>
+                  <pic:nvPicPr>
+                    <pic:cNvPr id="0" name="outreach_hands_raised_01_opt.jpg"/>
+                    <pic:cNvPicPr/>
+                  </pic:nvPicPr>
+                  <pic:blipFill>
+                    <a:blip r:embed="rId15"/>
+                    <a:stretch>
+                      <a:fillRect/>
+                    </a:stretch>
+                  </pic:blipFill>
+                  <pic:spPr>
+                    <a:xfrm>
+                      <a:off x="0" y="0"/>
+                      <a:ext cx="4663440" cy="3108960"/>
+                    </a:xfrm>
+                    <a:prstGeom prst="rect"/>
+                  </pic:spPr>
+                </pic:pic>
+              </a:graphicData>
+            </a:graphic>
+          </wp:inline>
+        </w:drawing>
+      </w:r>
+    </w:p>
+    <w:p>
+      <w:pPr>
+        <w:spacing w:after="200"/>
+        <w:jc w:val="center"/>
+      </w:pPr>
+      <w:r>
+        <w:rPr>
+          <w:rFonts w:ascii="Calibri" w:hAnsi="Calibri" w:eastAsia="Calibri"/>
+          <w:b w:val="0"/>
+          <w:i/>
+          <w:color w:val="3A4A54"/>
+          <w:sz w:val="18"/>
+        </w:rPr>
+        <w:t>Communities participate — summit lessons must return to them</w:t>
+      </w:r>
+    </w:p>
+    <w:p>
+      <w:pPr>
+        <w:spacing w:before="280" w:after="120"/>
+      </w:pPr>
+      <w:r>
+        <w:rPr>
+          <w:rFonts w:ascii="Calibri" w:hAnsi="Calibri" w:eastAsia="Calibri"/>
+          <w:b/>
+          <w:i w:val="0"/>
+          <w:color w:val="0A1F2E"/>
+          <w:sz w:val="40"/>
+        </w:rPr>
+        <w:t>Ethical commitments</w:t>
+      </w:r>
+    </w:p>
+    <w:tbl>
+      <w:tblPr>
+        <w:tblW w:type="auto" w:w="0"/>
+        <w:jc w:val="center"/>
+        <w:tblLook w:firstColumn="1" w:firstRow="1" w:lastColumn="0" w:lastRow="0" w:noHBand="0" w:noVBand="1" w:val="04A0"/>
+      </w:tblPr>
+      <w:tblGrid>
+        <w:gridCol w:w="4896"/>
+        <w:gridCol w:w="4896"/>
+      </w:tblGrid>
+      <w:tr>
+        <w:tc>
+          <w:tcPr>
+            <w:tcW w:type="dxa" w:w="2304"/>
+            <w:shd w:fill="0D6E6E"/>
+            <w:tcBorders>
+              <w:top w:val="single" w:sz="8" w:color="0D6E6E"/>
+              <w:left w:val="single" w:sz="8" w:color="0D6E6E"/>
+              <w:bottom w:val="single" w:sz="8" w:color="0D6E6E"/>
+              <w:right w:val="single" w:sz="8" w:color="0D6E6E"/>
+            </w:tcBorders>
+          </w:tcPr>
+          <w:p>
+            <w:r/>
+            <w:r>
+              <w:rPr>
+                <w:rFonts w:ascii="Calibri" w:hAnsi="Calibri" w:eastAsia="Calibri"/>
+                <w:b/>
+                <w:i w:val="0"/>
+                <w:color w:val="FFFFFF"/>
+                <w:sz w:val="20"/>
+              </w:rPr>
+              <w:t>Principle</w:t>
+            </w:r>
+          </w:p>
+        </w:tc>
+        <w:tc>
+          <w:tcPr>
+            <w:tcW w:type="dxa" w:w="6912"/>
+            <w:shd w:fill="0D6E6E"/>
+            <w:tcBorders>
+              <w:top w:val="single" w:sz="8" w:color="0D6E6E"/>
+              <w:left w:val="single" w:sz="8" w:color="0D6E6E"/>
+              <w:bottom w:val="single" w:sz="8" w:color="0D6E6E"/>
+              <w:right w:val="single" w:sz="8" w:color="0D6E6E"/>
+            </w:tcBorders>
+          </w:tcPr>
+          <w:p>
+            <w:r/>
+            <w:r>
+              <w:rPr>
+                <w:rFonts w:ascii="Calibri" w:hAnsi="Calibri" w:eastAsia="Calibri"/>
+                <w:b/>
+                <w:i w:val="0"/>
+                <w:color w:val="FFFFFF"/>
+                <w:sz w:val="20"/>
+              </w:rPr>
+              <w:t>Practice</w:t>
             </w:r>
           </w:p>
         </w:tc>
@@ -1253,7 +1232,57 @@
       <w:tr>
         <w:tc>
           <w:tcPr>
-            <w:tcW w:type="dxa" w:w="3168"/>
+            <w:tcW w:type="dxa" w:w="2304"/>
+            <w:tcBorders>
+              <w:top w:val="single" w:sz="8" w:color="D0DCDC"/>
+              <w:left w:val="single" w:sz="8" w:color="D0DCDC"/>
+              <w:bottom w:val="single" w:sz="8" w:color="D0DCDC"/>
+              <w:right w:val="single" w:sz="8" w:color="D0DCDC"/>
+            </w:tcBorders>
+          </w:tcPr>
+          <w:p>
+            <w:r/>
+            <w:r>
+              <w:rPr>
+                <w:rFonts w:ascii="Calibri" w:hAnsi="Calibri" w:eastAsia="Calibri"/>
+                <w:b w:val="0"/>
+                <w:i w:val="0"/>
+                <w:color w:val="1E2F38"/>
+                <w:sz w:val="20"/>
+              </w:rPr>
+              <w:t>Privacy</w:t>
+            </w:r>
+          </w:p>
+        </w:tc>
+        <w:tc>
+          <w:tcPr>
+            <w:tcW w:type="dxa" w:w="6912"/>
+            <w:tcBorders>
+              <w:top w:val="single" w:sz="8" w:color="D0DCDC"/>
+              <w:left w:val="single" w:sz="8" w:color="D0DCDC"/>
+              <w:bottom w:val="single" w:sz="8" w:color="D0DCDC"/>
+              <w:right w:val="single" w:sz="8" w:color="D0DCDC"/>
+            </w:tcBorders>
+          </w:tcPr>
+          <w:p>
+            <w:r/>
+            <w:r>
+              <w:rPr>
+                <w:rFonts w:ascii="Calibri" w:hAnsi="Calibri" w:eastAsia="Calibri"/>
+                <w:b w:val="0"/>
+                <w:i w:val="0"/>
+                <w:color w:val="1E2F38"/>
+                <w:sz w:val="20"/>
+              </w:rPr>
+              <w:t>Household consent; minimum necessary data; secure storage</w:t>
+            </w:r>
+          </w:p>
+        </w:tc>
+      </w:tr>
+      <w:tr>
+        <w:tc>
+          <w:tcPr>
+            <w:tcW w:type="dxa" w:w="2304"/>
             <w:shd w:fill="F7F5F0"/>
             <w:tcBorders>
               <w:top w:val="single" w:sz="8" w:color="D0DCDC"/>
@@ -1272,13 +1301,13 @@
                 <w:color w:val="1E2F38"/>
                 <w:sz w:val="20"/>
               </w:rPr>
-              <w:t>Analytics Dashboards</w:t>
+              <w:t>Equity</w:t>
             </w:r>
           </w:p>
         </w:tc>
         <w:tc>
           <w:tcPr>
-            <w:tcW w:type="dxa" w:w="6048"/>
+            <w:tcW w:type="dxa" w:w="6912"/>
             <w:shd w:fill="F7F5F0"/>
             <w:tcBorders>
               <w:top w:val="single" w:sz="8" w:color="D0DCDC"/>
@@ -1297,149 +1326,7 @@
                 <w:color w:val="1E2F38"/>
                 <w:sz w:val="20"/>
               </w:rPr>
-              <w:t>Real-time views for clinics, districts, and NGOs</w:t>
-            </w:r>
-          </w:p>
-        </w:tc>
-      </w:tr>
-    </w:tbl>
-    <w:p/>
-    <w:p>
-      <w:pPr>
-        <w:spacing w:before="180" w:after="100"/>
-      </w:pPr>
-      <w:r>
-        <w:rPr>
-          <w:rFonts w:ascii="Calibri" w:hAnsi="Calibri" w:eastAsia="Calibri"/>
-          <w:b/>
-          <w:i w:val="0"/>
-          <w:color w:val="0D6E6E"/>
-          <w:sz w:val="26"/>
-        </w:rPr>
-        <w:t>4.2 Priority use cases for this call</w:t>
-      </w:r>
-    </w:p>
-    <w:p>
-      <w:pPr>
-        <w:spacing w:after="80" w:before="0" w:line="288" w:lineRule="auto"/>
-        <w:jc w:val="left"/>
-      </w:pPr>
-      <w:r>
-        <w:rPr>
-          <w:rFonts w:ascii="Calibri" w:hAnsi="Calibri" w:eastAsia="Calibri"/>
-          <w:b w:val="0"/>
-          <w:i w:val="0"/>
-          <w:color w:val="1E2F38"/>
-          <w:sz w:val="22"/>
-        </w:rPr>
-        <w:t>Responsible AI: Explainable alerts for CHWs and clinicians.</w:t>
-      </w:r>
-    </w:p>
-    <w:p>
-      <w:pPr>
-        <w:spacing w:after="80" w:before="0" w:line="288" w:lineRule="auto"/>
-        <w:jc w:val="left"/>
-      </w:pPr>
-      <w:r>
-        <w:rPr>
-          <w:rFonts w:ascii="Calibri" w:hAnsi="Calibri" w:eastAsia="Calibri"/>
-          <w:b w:val="0"/>
-          <w:i w:val="0"/>
-          <w:color w:val="1E2F38"/>
-          <w:sz w:val="22"/>
-        </w:rPr>
-        <w:t>Health for all: Prioritise underserved communities in model design.</w:t>
-      </w:r>
-    </w:p>
-    <w:p>
-      <w:pPr>
-        <w:spacing w:after="80" w:before="0" w:line="288" w:lineRule="auto"/>
-        <w:jc w:val="left"/>
-      </w:pPr>
-      <w:r>
-        <w:rPr>
-          <w:rFonts w:ascii="Calibri" w:hAnsi="Calibri" w:eastAsia="Calibri"/>
-          <w:b w:val="0"/>
-          <w:i w:val="0"/>
-          <w:color w:val="1E2F38"/>
-          <w:sz w:val="22"/>
-        </w:rPr>
-        <w:t>Youth leadership: Carry summit commitments into Uganda programmes.</w:t>
-      </w:r>
-    </w:p>
-    <w:p>
-      <w:pPr>
-        <w:spacing w:before="280" w:after="100"/>
-      </w:pPr>
-      <w:r>
-        <w:rPr>
-          <w:rFonts w:ascii="Calibri" w:hAnsi="Calibri" w:eastAsia="Calibri"/>
-          <w:b/>
-          <w:i w:val="0"/>
-          <w:color w:val="0A1F2E"/>
-          <w:sz w:val="36"/>
-        </w:rPr>
-        <w:t>5. Fit to Programme Criteria</w:t>
-      </w:r>
-    </w:p>
-    <w:tbl>
-      <w:tblPr>
-        <w:tblW w:type="auto" w:w="0"/>
-        <w:jc w:val="center"/>
-        <w:tblLook w:firstColumn="1" w:firstRow="1" w:lastColumn="0" w:lastRow="0" w:noHBand="0" w:noVBand="1" w:val="04A0"/>
-      </w:tblPr>
-      <w:tblGrid>
-        <w:gridCol w:w="4896"/>
-        <w:gridCol w:w="4896"/>
-      </w:tblGrid>
-      <w:tr>
-        <w:tc>
-          <w:tcPr>
-            <w:tcW w:type="dxa" w:w="3456"/>
-            <w:shd w:fill="0D6E6E"/>
-            <w:tcBorders>
-              <w:top w:val="single" w:sz="8" w:color="0D6E6E"/>
-              <w:left w:val="single" w:sz="8" w:color="0D6E6E"/>
-              <w:bottom w:val="single" w:sz="8" w:color="0D6E6E"/>
-              <w:right w:val="single" w:sz="8" w:color="0D6E6E"/>
-            </w:tcBorders>
-          </w:tcPr>
-          <w:p>
-            <w:r/>
-            <w:r>
-              <w:rPr>
-                <w:rFonts w:ascii="Calibri" w:hAnsi="Calibri" w:eastAsia="Calibri"/>
-                <w:b/>
-                <w:i w:val="0"/>
-                <w:color w:val="FFFFFF"/>
-                <w:sz w:val="20"/>
-              </w:rPr>
-              <w:t>Criterion / theme</w:t>
-            </w:r>
-          </w:p>
-        </w:tc>
-        <w:tc>
-          <w:tcPr>
-            <w:tcW w:type="dxa" w:w="5760"/>
-            <w:shd w:fill="0D6E6E"/>
-            <w:tcBorders>
-              <w:top w:val="single" w:sz="8" w:color="0D6E6E"/>
-              <w:left w:val="single" w:sz="8" w:color="0D6E6E"/>
-              <w:bottom w:val="single" w:sz="8" w:color="0D6E6E"/>
-              <w:right w:val="single" w:sz="8" w:color="0D6E6E"/>
-            </w:tcBorders>
-          </w:tcPr>
-          <w:p>
-            <w:r/>
-            <w:r>
-              <w:rPr>
-                <w:rFonts w:ascii="Calibri" w:hAnsi="Calibri" w:eastAsia="Calibri"/>
-                <w:b/>
-                <w:i w:val="0"/>
-                <w:color w:val="FFFFFF"/>
-                <w:sz w:val="20"/>
-              </w:rPr>
-              <w:t>How we respond</w:t>
+              <w:t>Design for users with low digital literacy and basic phones</w:t>
             </w:r>
           </w:p>
         </w:tc>
@@ -1447,7 +1334,7 @@
       <w:tr>
         <w:tc>
           <w:tcPr>
-            <w:tcW w:type="dxa" w:w="3456"/>
+            <w:tcW w:type="dxa" w:w="2304"/>
             <w:tcBorders>
               <w:top w:val="single" w:sz="8" w:color="D0DCDC"/>
               <w:left w:val="single" w:sz="8" w:color="D0DCDC"/>
@@ -1465,13 +1352,13 @@
                 <w:color w:val="1E2F38"/>
                 <w:sz w:val="20"/>
               </w:rPr>
-              <w:t>Ages 18–30</w:t>
+              <w:t>Accountability</w:t>
             </w:r>
           </w:p>
         </w:tc>
         <w:tc>
           <w:tcPr>
-            <w:tcW w:type="dxa" w:w="5760"/>
+            <w:tcW w:type="dxa" w:w="6912"/>
             <w:tcBorders>
               <w:top w:val="single" w:sz="8" w:color="D0DCDC"/>
               <w:left w:val="single" w:sz="8" w:color="D0DCDC"/>
@@ -1489,7 +1376,7 @@
                 <w:color w:val="1E2F38"/>
                 <w:sz w:val="20"/>
               </w:rPr>
-              <w:t>Nominee within range</w:t>
+              <w:t>FairBanks clinical team reviews flagged cases</w:t>
             </w:r>
           </w:p>
         </w:tc>
@@ -1497,7 +1384,7 @@
       <w:tr>
         <w:tc>
           <w:tcPr>
-            <w:tcW w:type="dxa" w:w="3456"/>
+            <w:tcW w:type="dxa" w:w="2304"/>
             <w:shd w:fill="F7F5F0"/>
             <w:tcBorders>
               <w:top w:val="single" w:sz="8" w:color="D0DCDC"/>
@@ -1516,13 +1403,13 @@
                 <w:color w:val="1E2F38"/>
                 <w:sz w:val="20"/>
               </w:rPr>
-              <w:t>African nationality &amp; residency</w:t>
+              <w:t>Sustainability</w:t>
             </w:r>
           </w:p>
         </w:tc>
         <w:tc>
           <w:tcPr>
-            <w:tcW w:type="dxa" w:w="5760"/>
+            <w:tcW w:type="dxa" w:w="6912"/>
             <w:shd w:fill="F7F5F0"/>
             <w:tcBorders>
               <w:top w:val="single" w:sz="8" w:color="D0DCDC"/>
@@ -1541,109 +1428,7 @@
                 <w:color w:val="1E2F38"/>
                 <w:sz w:val="20"/>
               </w:rPr>
-              <w:t>Ugandan national living in Uganda</w:t>
-            </w:r>
-          </w:p>
-        </w:tc>
-      </w:tr>
-      <w:tr>
-        <w:tc>
-          <w:tcPr>
-            <w:tcW w:type="dxa" w:w="3456"/>
-            <w:tcBorders>
-              <w:top w:val="single" w:sz="8" w:color="D0DCDC"/>
-              <w:left w:val="single" w:sz="8" w:color="D0DCDC"/>
-              <w:bottom w:val="single" w:sz="8" w:color="D0DCDC"/>
-              <w:right w:val="single" w:sz="8" w:color="D0DCDC"/>
-            </w:tcBorders>
-          </w:tcPr>
-          <w:p>
-            <w:r/>
-            <w:r>
-              <w:rPr>
-                <w:rFonts w:ascii="Calibri" w:hAnsi="Calibri" w:eastAsia="Calibri"/>
-                <w:b w:val="0"/>
-                <w:i w:val="0"/>
-                <w:color w:val="1E2F38"/>
-                <w:sz w:val="20"/>
-              </w:rPr>
-              <w:t>AI for social / health impact</w:t>
-            </w:r>
-          </w:p>
-        </w:tc>
-        <w:tc>
-          <w:tcPr>
-            <w:tcW w:type="dxa" w:w="5760"/>
-            <w:tcBorders>
-              <w:top w:val="single" w:sz="8" w:color="D0DCDC"/>
-              <w:left w:val="single" w:sz="8" w:color="D0DCDC"/>
-              <w:bottom w:val="single" w:sz="8" w:color="D0DCDC"/>
-              <w:right w:val="single" w:sz="8" w:color="D0DCDC"/>
-            </w:tcBorders>
-          </w:tcPr>
-          <w:p>
-            <w:r/>
-            <w:r>
-              <w:rPr>
-                <w:rFonts w:ascii="Calibri" w:hAnsi="Calibri" w:eastAsia="Calibri"/>
-                <w:b w:val="0"/>
-                <w:i w:val="0"/>
-                <w:color w:val="1E2F38"/>
-                <w:sz w:val="20"/>
-              </w:rPr>
-              <w:t>FCHIP predictive community health</w:t>
-            </w:r>
-          </w:p>
-        </w:tc>
-      </w:tr>
-      <w:tr>
-        <w:tc>
-          <w:tcPr>
-            <w:tcW w:type="dxa" w:w="3456"/>
-            <w:shd w:fill="F7F5F0"/>
-            <w:tcBorders>
-              <w:top w:val="single" w:sz="8" w:color="D0DCDC"/>
-              <w:left w:val="single" w:sz="8" w:color="D0DCDC"/>
-              <w:bottom w:val="single" w:sz="8" w:color="D0DCDC"/>
-              <w:right w:val="single" w:sz="8" w:color="D0DCDC"/>
-            </w:tcBorders>
-          </w:tcPr>
-          <w:p>
-            <w:r/>
-            <w:r>
-              <w:rPr>
-                <w:rFonts w:ascii="Calibri" w:hAnsi="Calibri" w:eastAsia="Calibri"/>
-                <w:b w:val="0"/>
-                <w:i w:val="0"/>
-                <w:color w:val="1E2F38"/>
-                <w:sz w:val="20"/>
-              </w:rPr>
-              <w:t>Five scholarships</w:t>
-            </w:r>
-          </w:p>
-        </w:tc>
-        <w:tc>
-          <w:tcPr>
-            <w:tcW w:type="dxa" w:w="5760"/>
-            <w:shd w:fill="F7F5F0"/>
-            <w:tcBorders>
-              <w:top w:val="single" w:sz="8" w:color="D0DCDC"/>
-              <w:left w:val="single" w:sz="8" w:color="D0DCDC"/>
-              <w:bottom w:val="single" w:sz="8" w:color="D0DCDC"/>
-              <w:right w:val="single" w:sz="8" w:color="D0DCDC"/>
-            </w:tcBorders>
-          </w:tcPr>
-          <w:p>
-            <w:r/>
-            <w:r>
-              <w:rPr>
-                <w:rFonts w:ascii="Calibri" w:hAnsi="Calibri" w:eastAsia="Calibri"/>
-                <w:b w:val="0"/>
-                <w:i w:val="0"/>
-                <w:color w:val="1E2F38"/>
-                <w:sz w:val="20"/>
-              </w:rPr>
-              <w:t>Strong healthcare priority alignment</w:t>
+              <w:t>Open documentation so partners can audit and extend</w:t>
             </w:r>
           </w:p>
         </w:tc>
@@ -1652,7 +1437,7 @@
     <w:p/>
     <w:p>
       <w:pPr>
-        <w:spacing w:before="280" w:after="100"/>
+        <w:spacing w:before="280" w:after="120"/>
       </w:pPr>
       <w:r>
         <w:rPr>
@@ -1660,599 +1445,14 @@
           <w:b/>
           <w:i w:val="0"/>
           <w:color w:val="0A1F2E"/>
-          <w:sz w:val="36"/>
+          <w:sz w:val="40"/>
         </w:rPr>
-        <w:t>6. Why FairBanks Is Ready</w:t>
+        <w:t>Mutual value</w:t>
       </w:r>
     </w:p>
     <w:p>
       <w:pPr>
-        <w:spacing w:before="80" w:after="40"/>
-        <w:jc w:val="center"/>
-      </w:pPr>
-      <w:r>
-        <w:drawing>
-          <wp:inline xmlns:a="http://schemas.openxmlformats.org/drawingml/2006/main" xmlns:pic="http://schemas.openxmlformats.org/drawingml/2006/picture">
-            <wp:extent cx="4390688" cy="2926080"/>
-            <wp:docPr id="4" name="Picture 4"/>
-            <wp:cNvGraphicFramePr>
-              <a:graphicFrameLocks noChangeAspect="1"/>
-            </wp:cNvGraphicFramePr>
-            <a:graphic>
-              <a:graphicData uri="http://schemas.openxmlformats.org/drawingml/2006/picture">
-                <pic:pic>
-                  <pic:nvPicPr>
-                    <pic:cNvPr id="0" name="outreach_facilitator_canopy_01_opt.jpg"/>
-                    <pic:cNvPicPr/>
-                  </pic:nvPicPr>
-                  <pic:blipFill>
-                    <a:blip r:embed="rId12"/>
-                    <a:stretch>
-                      <a:fillRect/>
-                    </a:stretch>
-                  </pic:blipFill>
-                  <pic:spPr>
-                    <a:xfrm>
-                      <a:off x="0" y="0"/>
-                      <a:ext cx="4390688" cy="2926080"/>
-                    </a:xfrm>
-                    <a:prstGeom prst="rect"/>
-                  </pic:spPr>
-                </pic:pic>
-              </a:graphicData>
-            </a:graphic>
-          </wp:inline>
-        </w:drawing>
-      </w:r>
-    </w:p>
-    <w:p>
-      <w:pPr>
-        <w:spacing w:after="200" w:before="40" w:line="288" w:lineRule="auto"/>
-        <w:jc w:val="center"/>
-      </w:pPr>
-      <w:r>
-        <w:rPr>
-          <w:rFonts w:ascii="Calibri" w:hAnsi="Calibri" w:eastAsia="Calibri"/>
-          <w:b w:val="0"/>
-          <w:i/>
-          <w:color w:val="3A4A54"/>
-          <w:sz w:val="18"/>
-        </w:rPr>
-        <w:t>Live outreach in Kampala-area communities</w:t>
-      </w:r>
-    </w:p>
-    <w:p>
-      <w:pPr>
-        <w:pStyle w:val="ListBullet"/>
-        <w:spacing w:after="60"/>
-      </w:pPr>
-      <w:r>
-        <w:rPr>
-          <w:rFonts w:ascii="Calibri" w:hAnsi="Calibri" w:eastAsia="Calibri"/>
-          <w:b w:val="0"/>
-          <w:i w:val="0"/>
-          <w:color w:val="1E2F38"/>
-          <w:sz w:val="22"/>
-        </w:rPr>
-        <w:t>Functioning FairBanks Medical Centre with clinic, pharmacy, and diagnostics</w:t>
-      </w:r>
-    </w:p>
-    <w:p>
-      <w:pPr>
-        <w:pStyle w:val="ListBullet"/>
-        <w:spacing w:after="60"/>
-      </w:pPr>
-      <w:r>
-        <w:rPr>
-          <w:rFonts w:ascii="Calibri" w:hAnsi="Calibri" w:eastAsia="Calibri"/>
-          <w:b w:val="0"/>
-          <w:i w:val="0"/>
-          <w:color w:val="1E2F38"/>
-          <w:sz w:val="22"/>
-        </w:rPr>
-        <w:t>Active Community Reach outreach in Bukoto, Kyebando, Kisaasi, Kamwokya, Kikaaya</w:t>
-      </w:r>
-    </w:p>
-    <w:p>
-      <w:pPr>
-        <w:pStyle w:val="ListBullet"/>
-        <w:spacing w:after="60"/>
-      </w:pPr>
-      <w:r>
-        <w:rPr>
-          <w:rFonts w:ascii="Calibri" w:hAnsi="Calibri" w:eastAsia="Calibri"/>
-          <w:b w:val="0"/>
-          <w:i w:val="0"/>
-          <w:color w:val="1E2F38"/>
-          <w:sz w:val="22"/>
-        </w:rPr>
-        <w:t>Trusted CHW and VHT relationships for household visits and referrals</w:t>
-      </w:r>
-    </w:p>
-    <w:p>
-      <w:pPr>
-        <w:pStyle w:val="ListBullet"/>
-        <w:spacing w:after="60"/>
-      </w:pPr>
-      <w:r>
-        <w:rPr>
-          <w:rFonts w:ascii="Calibri" w:hAnsi="Calibri" w:eastAsia="Calibri"/>
-          <w:b w:val="0"/>
-          <w:i w:val="0"/>
-          <w:color w:val="1E2F38"/>
-          <w:sz w:val="22"/>
-        </w:rPr>
-        <w:t>Live programmes: maternal &amp; child health, Gericare, chronic-disease screening</w:t>
-      </w:r>
-    </w:p>
-    <w:p>
-      <w:pPr>
-        <w:pStyle w:val="ListBullet"/>
-        <w:spacing w:after="60"/>
-      </w:pPr>
-      <w:r>
-        <w:rPr>
-          <w:rFonts w:ascii="Calibri" w:hAnsi="Calibri" w:eastAsia="Calibri"/>
-          <w:b w:val="0"/>
-          <w:i w:val="0"/>
-          <w:color w:val="1E2F38"/>
-          <w:sz w:val="22"/>
-        </w:rPr>
-        <w:t>Digital health records and outreach data ready to feed FCHIP</w:t>
-      </w:r>
-    </w:p>
-    <w:p>
-      <w:pPr>
-        <w:pStyle w:val="ListBullet"/>
-        <w:spacing w:after="60"/>
-      </w:pPr>
-      <w:r>
-        <w:rPr>
-          <w:rFonts w:ascii="Calibri" w:hAnsi="Calibri" w:eastAsia="Calibri"/>
-          <w:b w:val="0"/>
-          <w:i w:val="0"/>
-          <w:color w:val="1E2F38"/>
-          <w:sz w:val="22"/>
-        </w:rPr>
-        <w:t>Research and partnership mindset for ethical, evidence-based scale</w:t>
-      </w:r>
-    </w:p>
-    <w:p>
-      <w:pPr>
-        <w:spacing w:before="280" w:after="100"/>
-      </w:pPr>
-      <w:r>
-        <w:rPr>
-          <w:rFonts w:ascii="Calibri" w:hAnsi="Calibri" w:eastAsia="Calibri"/>
-          <w:b/>
-          <w:i w:val="0"/>
-          <w:color w:val="0A1F2E"/>
-          <w:sz w:val="36"/>
-        </w:rPr>
-        <w:t>7. Proposed Plan</w:t>
-      </w:r>
-    </w:p>
-    <w:p>
-      <w:pPr>
-        <w:pStyle w:val="ListBullet"/>
-        <w:spacing w:after="60"/>
-      </w:pPr>
-      <w:r>
-        <w:rPr>
-          <w:rFonts w:ascii="Calibri" w:hAnsi="Calibri" w:eastAsia="Calibri"/>
-          <w:b w:val="0"/>
-          <w:i w:val="0"/>
-          <w:color w:val="1E2F38"/>
-          <w:sz w:val="22"/>
-        </w:rPr>
-        <w:t>Submit nominee profile with AI-for-health evidence and references</w:t>
-      </w:r>
-    </w:p>
-    <w:p>
-      <w:pPr>
-        <w:pStyle w:val="ListBullet"/>
-        <w:spacing w:after="60"/>
-      </w:pPr>
-      <w:r>
-        <w:rPr>
-          <w:rFonts w:ascii="Calibri" w:hAnsi="Calibri" w:eastAsia="Calibri"/>
-          <w:b w:val="0"/>
-          <w:i w:val="0"/>
-          <w:color w:val="1E2F38"/>
-          <w:sz w:val="22"/>
-        </w:rPr>
-        <w:t>Prepare summit talking points on FCHIP and FairBanks cascade</w:t>
-      </w:r>
-    </w:p>
-    <w:p>
-      <w:pPr>
-        <w:pStyle w:val="ListBullet"/>
-        <w:spacing w:after="60"/>
-      </w:pPr>
-      <w:r>
-        <w:rPr>
-          <w:rFonts w:ascii="Calibri" w:hAnsi="Calibri" w:eastAsia="Calibri"/>
-          <w:b w:val="0"/>
-          <w:i w:val="0"/>
-          <w:color w:val="1E2F38"/>
-          <w:sz w:val="22"/>
-        </w:rPr>
-        <w:t>Engage Brandtech / OYW sessions on responsible AI</w:t>
-      </w:r>
-    </w:p>
-    <w:p>
-      <w:pPr>
-        <w:pStyle w:val="ListBullet"/>
-        <w:spacing w:after="60"/>
-      </w:pPr>
-      <w:r>
-        <w:rPr>
-          <w:rFonts w:ascii="Calibri" w:hAnsi="Calibri" w:eastAsia="Calibri"/>
-          <w:b w:val="0"/>
-          <w:i w:val="0"/>
-          <w:color w:val="1E2F38"/>
-          <w:sz w:val="22"/>
-        </w:rPr>
-        <w:t>Publish a public learning note for FairBanks community partners</w:t>
-      </w:r>
-    </w:p>
-    <w:p>
-      <w:pPr>
-        <w:spacing w:before="280" w:after="100"/>
-      </w:pPr>
-      <w:r>
-        <w:rPr>
-          <w:rFonts w:ascii="Calibri" w:hAnsi="Calibri" w:eastAsia="Calibri"/>
-          <w:b/>
-          <w:i w:val="0"/>
-          <w:color w:val="0A1F2E"/>
-          <w:sz w:val="36"/>
-        </w:rPr>
-        <w:t>8. Risks &amp; Safeguards</w:t>
-      </w:r>
-    </w:p>
-    <w:tbl>
-      <w:tblPr>
-        <w:tblW w:type="auto" w:w="0"/>
-        <w:jc w:val="center"/>
-        <w:tblLook w:firstColumn="1" w:firstRow="1" w:lastColumn="0" w:lastRow="0" w:noHBand="0" w:noVBand="1" w:val="04A0"/>
-      </w:tblPr>
-      <w:tblGrid>
-        <w:gridCol w:w="4896"/>
-        <w:gridCol w:w="4896"/>
-      </w:tblGrid>
-      <w:tr>
-        <w:tc>
-          <w:tcPr>
-            <w:tcW w:type="dxa" w:w="3456"/>
-            <w:shd w:fill="0D6E6E"/>
-            <w:tcBorders>
-              <w:top w:val="single" w:sz="8" w:color="0D6E6E"/>
-              <w:left w:val="single" w:sz="8" w:color="0D6E6E"/>
-              <w:bottom w:val="single" w:sz="8" w:color="0D6E6E"/>
-              <w:right w:val="single" w:sz="8" w:color="0D6E6E"/>
-            </w:tcBorders>
-          </w:tcPr>
-          <w:p>
-            <w:r/>
-            <w:r>
-              <w:rPr>
-                <w:rFonts w:ascii="Calibri" w:hAnsi="Calibri" w:eastAsia="Calibri"/>
-                <w:b/>
-                <w:i w:val="0"/>
-                <w:color w:val="FFFFFF"/>
-                <w:sz w:val="20"/>
-              </w:rPr>
-              <w:t>Risk</w:t>
-            </w:r>
-          </w:p>
-        </w:tc>
-        <w:tc>
-          <w:tcPr>
-            <w:tcW w:type="dxa" w:w="5760"/>
-            <w:shd w:fill="0D6E6E"/>
-            <w:tcBorders>
-              <w:top w:val="single" w:sz="8" w:color="0D6E6E"/>
-              <w:left w:val="single" w:sz="8" w:color="0D6E6E"/>
-              <w:bottom w:val="single" w:sz="8" w:color="0D6E6E"/>
-              <w:right w:val="single" w:sz="8" w:color="0D6E6E"/>
-            </w:tcBorders>
-          </w:tcPr>
-          <w:p>
-            <w:r/>
-            <w:r>
-              <w:rPr>
-                <w:rFonts w:ascii="Calibri" w:hAnsi="Calibri" w:eastAsia="Calibri"/>
-                <w:b/>
-                <w:i w:val="0"/>
-                <w:color w:val="FFFFFF"/>
-                <w:sz w:val="20"/>
-              </w:rPr>
-              <w:t>Mitigation</w:t>
-            </w:r>
-          </w:p>
-        </w:tc>
-      </w:tr>
-      <w:tr>
-        <w:tc>
-          <w:tcPr>
-            <w:tcW w:type="dxa" w:w="3456"/>
-            <w:tcBorders>
-              <w:top w:val="single" w:sz="8" w:color="D0DCDC"/>
-              <w:left w:val="single" w:sz="8" w:color="D0DCDC"/>
-              <w:bottom w:val="single" w:sz="8" w:color="D0DCDC"/>
-              <w:right w:val="single" w:sz="8" w:color="D0DCDC"/>
-            </w:tcBorders>
-          </w:tcPr>
-          <w:p>
-            <w:r/>
-            <w:r>
-              <w:rPr>
-                <w:rFonts w:ascii="Calibri" w:hAnsi="Calibri" w:eastAsia="Calibri"/>
-                <w:b w:val="0"/>
-                <w:i w:val="0"/>
-                <w:color w:val="1E2F38"/>
-                <w:sz w:val="20"/>
-              </w:rPr>
-              <w:t>Data quality in the field</w:t>
-            </w:r>
-          </w:p>
-        </w:tc>
-        <w:tc>
-          <w:tcPr>
-            <w:tcW w:type="dxa" w:w="5760"/>
-            <w:tcBorders>
-              <w:top w:val="single" w:sz="8" w:color="D0DCDC"/>
-              <w:left w:val="single" w:sz="8" w:color="D0DCDC"/>
-              <w:bottom w:val="single" w:sz="8" w:color="D0DCDC"/>
-              <w:right w:val="single" w:sz="8" w:color="D0DCDC"/>
-            </w:tcBorders>
-          </w:tcPr>
-          <w:p>
-            <w:r/>
-            <w:r>
-              <w:rPr>
-                <w:rFonts w:ascii="Calibri" w:hAnsi="Calibri" w:eastAsia="Calibri"/>
-                <w:b w:val="0"/>
-                <w:i w:val="0"/>
-                <w:color w:val="1E2F38"/>
-                <w:sz w:val="20"/>
-              </w:rPr>
-              <w:t>Structured forms, validation, CHW training and supervision</w:t>
-            </w:r>
-          </w:p>
-        </w:tc>
-      </w:tr>
-      <w:tr>
-        <w:tc>
-          <w:tcPr>
-            <w:tcW w:type="dxa" w:w="3456"/>
-            <w:shd w:fill="F7F5F0"/>
-            <w:tcBorders>
-              <w:top w:val="single" w:sz="8" w:color="D0DCDC"/>
-              <w:left w:val="single" w:sz="8" w:color="D0DCDC"/>
-              <w:bottom w:val="single" w:sz="8" w:color="D0DCDC"/>
-              <w:right w:val="single" w:sz="8" w:color="D0DCDC"/>
-            </w:tcBorders>
-          </w:tcPr>
-          <w:p>
-            <w:r/>
-            <w:r>
-              <w:rPr>
-                <w:rFonts w:ascii="Calibri" w:hAnsi="Calibri" w:eastAsia="Calibri"/>
-                <w:b w:val="0"/>
-                <w:i w:val="0"/>
-                <w:color w:val="1E2F38"/>
-                <w:sz w:val="20"/>
-              </w:rPr>
-              <w:t>Low digital literacy</w:t>
-            </w:r>
-          </w:p>
-        </w:tc>
-        <w:tc>
-          <w:tcPr>
-            <w:tcW w:type="dxa" w:w="5760"/>
-            <w:shd w:fill="F7F5F0"/>
-            <w:tcBorders>
-              <w:top w:val="single" w:sz="8" w:color="D0DCDC"/>
-              <w:left w:val="single" w:sz="8" w:color="D0DCDC"/>
-              <w:bottom w:val="single" w:sz="8" w:color="D0DCDC"/>
-              <w:right w:val="single" w:sz="8" w:color="D0DCDC"/>
-            </w:tcBorders>
-          </w:tcPr>
-          <w:p>
-            <w:r/>
-            <w:r>
-              <w:rPr>
-                <w:rFonts w:ascii="Calibri" w:hAnsi="Calibri" w:eastAsia="Calibri"/>
-                <w:b w:val="0"/>
-                <w:i w:val="0"/>
-                <w:color w:val="1E2F38"/>
-                <w:sz w:val="20"/>
-              </w:rPr>
-              <w:t>Simple offline UX, local-language support, supervised rollout</w:t>
-            </w:r>
-          </w:p>
-        </w:tc>
-      </w:tr>
-      <w:tr>
-        <w:tc>
-          <w:tcPr>
-            <w:tcW w:type="dxa" w:w="3456"/>
-            <w:tcBorders>
-              <w:top w:val="single" w:sz="8" w:color="D0DCDC"/>
-              <w:left w:val="single" w:sz="8" w:color="D0DCDC"/>
-              <w:bottom w:val="single" w:sz="8" w:color="D0DCDC"/>
-              <w:right w:val="single" w:sz="8" w:color="D0DCDC"/>
-            </w:tcBorders>
-          </w:tcPr>
-          <w:p>
-            <w:r/>
-            <w:r>
-              <w:rPr>
-                <w:rFonts w:ascii="Calibri" w:hAnsi="Calibri" w:eastAsia="Calibri"/>
-                <w:b w:val="0"/>
-                <w:i w:val="0"/>
-                <w:color w:val="1E2F38"/>
-                <w:sz w:val="20"/>
-              </w:rPr>
-              <w:t>Privacy and consent</w:t>
-            </w:r>
-          </w:p>
-        </w:tc>
-        <w:tc>
-          <w:tcPr>
-            <w:tcW w:type="dxa" w:w="5760"/>
-            <w:tcBorders>
-              <w:top w:val="single" w:sz="8" w:color="D0DCDC"/>
-              <w:left w:val="single" w:sz="8" w:color="D0DCDC"/>
-              <w:bottom w:val="single" w:sz="8" w:color="D0DCDC"/>
-              <w:right w:val="single" w:sz="8" w:color="D0DCDC"/>
-            </w:tcBorders>
-          </w:tcPr>
-          <w:p>
-            <w:r/>
-            <w:r>
-              <w:rPr>
-                <w:rFonts w:ascii="Calibri" w:hAnsi="Calibri" w:eastAsia="Calibri"/>
-                <w:b w:val="0"/>
-                <w:i w:val="0"/>
-                <w:color w:val="1E2F38"/>
-                <w:sz w:val="20"/>
-              </w:rPr>
-              <w:t>Ethical governance aligned with Uganda data protection rules</w:t>
-            </w:r>
-          </w:p>
-        </w:tc>
-      </w:tr>
-      <w:tr>
-        <w:tc>
-          <w:tcPr>
-            <w:tcW w:type="dxa" w:w="3456"/>
-            <w:shd w:fill="F7F5F0"/>
-            <w:tcBorders>
-              <w:top w:val="single" w:sz="8" w:color="D0DCDC"/>
-              <w:left w:val="single" w:sz="8" w:color="D0DCDC"/>
-              <w:bottom w:val="single" w:sz="8" w:color="D0DCDC"/>
-              <w:right w:val="single" w:sz="8" w:color="D0DCDC"/>
-            </w:tcBorders>
-          </w:tcPr>
-          <w:p>
-            <w:r/>
-            <w:r>
-              <w:rPr>
-                <w:rFonts w:ascii="Calibri" w:hAnsi="Calibri" w:eastAsia="Calibri"/>
-                <w:b w:val="0"/>
-                <w:i w:val="0"/>
-                <w:color w:val="1E2F38"/>
-                <w:sz w:val="20"/>
-              </w:rPr>
-              <w:t>Adoption by partners</w:t>
-            </w:r>
-          </w:p>
-        </w:tc>
-        <w:tc>
-          <w:tcPr>
-            <w:tcW w:type="dxa" w:w="5760"/>
-            <w:shd w:fill="F7F5F0"/>
-            <w:tcBorders>
-              <w:top w:val="single" w:sz="8" w:color="D0DCDC"/>
-              <w:left w:val="single" w:sz="8" w:color="D0DCDC"/>
-              <w:bottom w:val="single" w:sz="8" w:color="D0DCDC"/>
-              <w:right w:val="single" w:sz="8" w:color="D0DCDC"/>
-            </w:tcBorders>
-          </w:tcPr>
-          <w:p>
-            <w:r/>
-            <w:r>
-              <w:rPr>
-                <w:rFonts w:ascii="Calibri" w:hAnsi="Calibri" w:eastAsia="Calibri"/>
-                <w:b w:val="0"/>
-                <w:i w:val="0"/>
-                <w:color w:val="1E2F38"/>
-                <w:sz w:val="20"/>
-              </w:rPr>
-              <w:t>Co-design with CHWs, clinics, and district users from day one</w:t>
-            </w:r>
-          </w:p>
-        </w:tc>
-      </w:tr>
-    </w:tbl>
-    <w:p/>
-    <w:p>
-      <w:pPr>
-        <w:spacing w:before="280" w:after="100"/>
-      </w:pPr>
-      <w:r>
-        <w:rPr>
-          <w:rFonts w:ascii="Calibri" w:hAnsi="Calibri" w:eastAsia="Calibri"/>
-          <w:b/>
-          <w:i w:val="0"/>
-          <w:color w:val="0A1F2E"/>
-          <w:sz w:val="36"/>
-        </w:rPr>
-        <w:t>9. Closing Ask</w:t>
-      </w:r>
-    </w:p>
-    <w:p>
-      <w:pPr>
-        <w:spacing w:before="80" w:after="40"/>
-        <w:jc w:val="center"/>
-      </w:pPr>
-      <w:r>
-        <w:drawing>
-          <wp:inline xmlns:a="http://schemas.openxmlformats.org/drawingml/2006/main" xmlns:pic="http://schemas.openxmlformats.org/drawingml/2006/picture">
-            <wp:extent cx="4390688" cy="2926080"/>
-            <wp:docPr id="5" name="Picture 5"/>
-            <wp:cNvGraphicFramePr>
-              <a:graphicFrameLocks noChangeAspect="1"/>
-            </wp:cNvGraphicFramePr>
-            <a:graphic>
-              <a:graphicData uri="http://schemas.openxmlformats.org/drawingml/2006/picture">
-                <pic:pic>
-                  <pic:nvPicPr>
-                    <pic:cNvPr id="0" name="outreach_audience_full_group_01_opt.jpg"/>
-                    <pic:cNvPicPr/>
-                  </pic:nvPicPr>
-                  <pic:blipFill>
-                    <a:blip r:embed="rId13"/>
-                    <a:stretch>
-                      <a:fillRect/>
-                    </a:stretch>
-                  </pic:blipFill>
-                  <pic:spPr>
-                    <a:xfrm>
-                      <a:off x="0" y="0"/>
-                      <a:ext cx="4390688" cy="2926080"/>
-                    </a:xfrm>
-                    <a:prstGeom prst="rect"/>
-                  </pic:spPr>
-                </pic:pic>
-              </a:graphicData>
-            </a:graphic>
-          </wp:inline>
-        </w:drawing>
-      </w:r>
-    </w:p>
-    <w:p>
-      <w:pPr>
-        <w:spacing w:after="200" w:before="40" w:line="288" w:lineRule="auto"/>
-        <w:jc w:val="center"/>
-      </w:pPr>
-      <w:r>
-        <w:rPr>
-          <w:rFonts w:ascii="Calibri" w:hAnsi="Calibri" w:eastAsia="Calibri"/>
-          <w:b w:val="0"/>
-          <w:i/>
-          <w:color w:val="3A4A54"/>
-          <w:sz w:val="18"/>
-        </w:rPr>
-        <w:t>From community needs to lasting health impact</w:t>
-      </w:r>
-    </w:p>
-    <w:p>
-      <w:pPr>
-        <w:spacing w:after="160" w:before="0" w:line="288" w:lineRule="auto"/>
+        <w:spacing w:after="160"/>
         <w:jc w:val="left"/>
       </w:pPr>
       <w:r>
@@ -2263,12 +1463,12 @@
           <w:color w:val="1E2F38"/>
           <w:sz w:val="22"/>
         </w:rPr>
-        <w:t>AI for Good is measured by lives improved. FairBanks is already walking that path in Uganda.</w:t>
+        <w:t>For One Young World and Brandtech: a nominee who builds AI in real African primary care — with ethics, offline constraints, and CHW partnership at the centre.</w:t>
       </w:r>
     </w:p>
     <w:p>
       <w:pPr>
-        <w:spacing w:after="160" w:before="0" w:line="288" w:lineRule="auto"/>
+        <w:spacing w:after="160"/>
         <w:jc w:val="left"/>
       </w:pPr>
       <w:r>
@@ -2279,12 +1479,44 @@
           <w:color w:val="1E2F38"/>
           <w:sz w:val="22"/>
         </w:rPr>
-        <w:t>We ask for a Brandtech AI for Good scholarship for our eligible young leader.</w:t>
+        <w:t>For FairBanks: global visibility, partnerships, and skills that strengthen FCHIP and Community Reach after Cape Town.</w:t>
       </w:r>
     </w:p>
     <w:p>
       <w:pPr>
-        <w:spacing w:after="160" w:before="160" w:line="288" w:lineRule="auto"/>
+        <w:spacing w:after="160"/>
+        <w:jc w:val="left"/>
+      </w:pPr>
+      <w:r>
+        <w:rPr>
+          <w:rFonts w:ascii="Calibri" w:hAnsi="Calibri" w:eastAsia="Calibri"/>
+          <w:b w:val="0"/>
+          <w:i/>
+          <w:color w:val="3A4A54"/>
+          <w:sz w:val="18"/>
+        </w:rPr>
+        <w:t>Scholarship details: see the official AI for Good programme page.</w:t>
+      </w:r>
+    </w:p>
+    <w:p>
+      <w:pPr>
+        <w:spacing w:after="160"/>
+        <w:jc w:val="left"/>
+      </w:pPr>
+      <w:r>
+        <w:rPr>
+          <w:rFonts w:ascii="Calibri" w:hAnsi="Calibri" w:eastAsia="Calibri"/>
+          <w:b w:val="0"/>
+          <w:i w:val="0"/>
+          <w:color w:val="0D6E6E"/>
+          <w:sz w:val="16"/>
+        </w:rPr>
+        <w:t>https://opportunitiesforyouth.org/2026/07/15/ai-for-good-scholarship-2025-empowering-young-innovators-to-address-global-challenges/</w:t>
+      </w:r>
+    </w:p>
+    <w:p>
+      <w:pPr>
+        <w:spacing w:after="160"/>
         <w:jc w:val="center"/>
       </w:pPr>
       <w:r>
@@ -2296,22 +1528,6 @@
           <w:sz w:val="24"/>
         </w:rPr>
         <w:t>Your health, our mission.</w:t>
-      </w:r>
-    </w:p>
-    <w:p>
-      <w:pPr>
-        <w:spacing w:after="160" w:before="160" w:line="288" w:lineRule="auto"/>
-        <w:jc w:val="center"/>
-      </w:pPr>
-      <w:r>
-        <w:rPr>
-          <w:rFonts w:ascii="Calibri" w:hAnsi="Calibri" w:eastAsia="Calibri"/>
-          <w:b w:val="0"/>
-          <w:i/>
-          <w:color w:val="3A4A54"/>
-          <w:sz w:val="16"/>
-        </w:rPr>
-        <w:t>Aligned with: https://opportunitiesforyouth.org/2026/07/15/ai-for-good-scholarship-2025-empowering-young-innovators-to-address-global-challenges/</w:t>
       </w:r>
     </w:p>
     <w:sectPr>

--- a/applications/oyw/documents/oyw_word.docx
+++ b/applications/oyw/documents/oyw_word.docx
@@ -36,6 +36,22 @@
     </w:p>
     <w:p>
       <w:pPr>
+        <w:spacing w:after="80"/>
+        <w:jc w:val="center"/>
+      </w:pPr>
+      <w:r>
+        <w:rPr>
+          <w:rFonts w:ascii="Calibri" w:hAnsi="Calibri" w:eastAsia="Calibri"/>
+          <w:b/>
+          <w:i/>
+          <w:color w:val="C45C26"/>
+          <w:sz w:val="26"/>
+        </w:rPr>
+        <w:t>FairBanks Community Health Intelligence Platform (FCHIP)</w:t>
+      </w:r>
+    </w:p>
+    <w:p>
+      <w:pPr>
         <w:spacing w:after="120"/>
         <w:jc w:val="center"/>
       </w:pPr>
@@ -44,8 +60,8 @@
           <w:rFonts w:ascii="Calibri" w:hAnsi="Calibri" w:eastAsia="Calibri"/>
           <w:b w:val="0"/>
           <w:i/>
-          <w:color w:val="C45C26"/>
-          <w:sz w:val="26"/>
+          <w:color w:val="3A4A54"/>
+          <w:sz w:val="24"/>
         </w:rPr>
         <w:t>From Kampala outreach to Cape Town — AI that serves communities first</w:t>
       </w:r>
